--- a/resources/dist/sheets/roads-trails-and-rails-west-teacher-notes-en.docx
+++ b/resources/dist/sheets/roads-trails-and-rails-west-teacher-notes-en.docx
@@ -45,7 +45,7 @@
         </w:rPr>
         <w:t xml:space="preserve">Map: </w:t>
       </w:r>
-      <w:hyperlink w:history="1" r:id="rIdpjeafrut9ckjmhvuuzvol">
+      <w:hyperlink w:history="1" r:id="rId0wc5gviouk0tq1pd-6jap">
         <w:r>
           <w:rPr>
             <w:color w:val="0A4FA8"/>

--- a/resources/dist/sheets/roads-trails-and-rails-west-teacher-notes-en.docx
+++ b/resources/dist/sheets/roads-trails-and-rails-west-teacher-notes-en.docx
@@ -45,7 +45,7 @@
         </w:rPr>
         <w:t xml:space="preserve">Map: </w:t>
       </w:r>
-      <w:hyperlink w:history="1" r:id="rId0wc5gviouk0tq1pd-6jap">
+      <w:hyperlink w:history="1" r:id="rIdgzzkmr7on0etanyyubw6q">
         <w:r>
           <w:rPr>
             <w:color w:val="0A4FA8"/>

--- a/resources/dist/sheets/roads-trails-and-rails-west-teacher-notes-en.docx
+++ b/resources/dist/sheets/roads-trails-and-rails-west-teacher-notes-en.docx
@@ -45,7 +45,7 @@
         </w:rPr>
         <w:t xml:space="preserve">Map: </w:t>
       </w:r>
-      <w:hyperlink w:history="1" r:id="rIdgzzkmr7on0etanyyubw6q">
+      <w:hyperlink w:history="1" r:id="rId_sxiymcrpkkb6iwmxyb-a">
         <w:r>
           <w:rPr>
             <w:color w:val="0A4FA8"/>

--- a/resources/dist/sheets/roads-trails-and-rails-west-teacher-notes-en.docx
+++ b/resources/dist/sheets/roads-trails-and-rails-west-teacher-notes-en.docx
@@ -45,7 +45,7 @@
         </w:rPr>
         <w:t xml:space="preserve">Map: </w:t>
       </w:r>
-      <w:hyperlink w:history="1" r:id="rId_sxiymcrpkkb6iwmxyb-a">
+      <w:hyperlink w:history="1" r:id="rIdefsv8kird9t6polbtjqsv">
         <w:r>
           <w:rPr>
             <w:color w:val="0A4FA8"/>

--- a/resources/dist/sheets/roads-trails-and-rails-west-teacher-notes-en.docx
+++ b/resources/dist/sheets/roads-trails-and-rails-west-teacher-notes-en.docx
@@ -45,7 +45,7 @@
         </w:rPr>
         <w:t xml:space="preserve">Map: </w:t>
       </w:r>
-      <w:hyperlink w:history="1" r:id="rIdefsv8kird9t6polbtjqsv">
+      <w:hyperlink w:history="1" r:id="rId08khlx3yr9psndcaxvjk6">
         <w:r>
           <w:rPr>
             <w:color w:val="0A4FA8"/>

--- a/resources/dist/sheets/roads-trails-and-rails-west-teacher-notes-en.docx
+++ b/resources/dist/sheets/roads-trails-and-rails-west-teacher-notes-en.docx
@@ -45,7 +45,7 @@
         </w:rPr>
         <w:t xml:space="preserve">Map: </w:t>
       </w:r>
-      <w:hyperlink w:history="1" r:id="rId08khlx3yr9psndcaxvjk6">
+      <w:hyperlink w:history="1" r:id="rIddo52g3iml2-h2-jqntpfp">
         <w:r>
           <w:rPr>
             <w:color w:val="0A4FA8"/>

--- a/resources/dist/sheets/roads-trails-and-rails-west-teacher-notes-en.docx
+++ b/resources/dist/sheets/roads-trails-and-rails-west-teacher-notes-en.docx
@@ -45,7 +45,7 @@
         </w:rPr>
         <w:t xml:space="preserve">Map: </w:t>
       </w:r>
-      <w:hyperlink w:history="1" r:id="rIddo52g3iml2-h2-jqntpfp">
+      <w:hyperlink w:history="1" r:id="rIddlu8umrdmy2b6_rqdwedw">
         <w:r>
           <w:rPr>
             <w:color w:val="0A4FA8"/>
@@ -69,7 +69,7 @@
         <w:spacing w:after="100"/>
       </w:pPr>
       <w:r>
-        <w:t xml:space="preserve">Standards: C3 D2.Geo.7.6-8 · C3 D2.His.14.6-8 · TX 8.11(A) · TX 8.6(B) · TX 8.6(C) · FL SS.8.A.4.1</w:t>
+        <w:t xml:space="preserve">Subjects: US History, Geography, Indigenous Studies, Economics. Standards: C3 D2.Geo.7.6-8 · C3 D2.His.14.6-8 · TX 8.11(A) · TX 8.6(B) · TX 8.6(C) · FL SS.8.A.4.1</w:t>
       </w:r>
     </w:p>
     <w:p>
@@ -77,6 +77,135 @@
         <w:pStyle w:val="Heading2"/>
       </w:pPr>
       <w:r>
+        <w:t xml:space="preserve">Learning objectives</w:t>
+      </w:r>
+    </w:p>
+    <w:p>
+      <w:pPr>
+        <w:spacing w:after="100"/>
+      </w:pPr>
+      <w:r>
+        <w:t xml:space="preserve">Students will:</w:t>
+      </w:r>
+    </w:p>
+    <w:p>
+      <w:pPr>
+        <w:pStyle w:val="ListParagraph"/>
+        <w:numPr>
+          <w:ilvl w:val="0"/>
+          <w:numId w:val="2"/>
+        </w:numPr>
+        <w:spacing w:after="60"/>
+      </w:pPr>
+      <w:r>
+        <w:t xml:space="preserve">Identify where three of the seven trails started and ended from their pop-ups, and explain from the map why most began in Missouri.</w:t>
+      </w:r>
+    </w:p>
+    <w:p>
+      <w:pPr>
+        <w:pStyle w:val="ListParagraph"/>
+        <w:numPr>
+          <w:ilvl w:val="0"/>
+          <w:numId w:val="2"/>
+        </w:numPr>
+        <w:spacing w:after="60"/>
+      </w:pPr>
+      <w:r>
+        <w:t xml:space="preserve">Measure the straight-line distance from Independence, Missouri, to Portland, Oregon, and compare it with the Oregon Trail's length in its pop-up.</w:t>
+      </w:r>
+    </w:p>
+    <w:p>
+      <w:pPr>
+        <w:pStyle w:val="ListParagraph"/>
+        <w:numPr>
+          <w:ilvl w:val="0"/>
+          <w:numId w:val="2"/>
+        </w:numPr>
+        <w:spacing w:after="60"/>
+      </w:pPr>
+      <w:r>
+        <w:t xml:space="preserve">Name Indigenous nations whose lands a trail crossed, using the Indigenous Territories layer.</w:t>
+      </w:r>
+    </w:p>
+    <w:p>
+      <w:pPr>
+        <w:pStyle w:val="ListParagraph"/>
+        <w:numPr>
+          <w:ilvl w:val="0"/>
+          <w:numId w:val="2"/>
+        </w:numPr>
+        <w:spacing w:after="60"/>
+      </w:pPr>
+      <w:r>
+        <w:t xml:space="preserve">Compare the transcontinental railroad lines in the legend with the dotted trails to see which routes the railroads followed.</w:t>
+      </w:r>
+    </w:p>
+    <w:p>
+      <w:pPr>
+        <w:pStyle w:val="ListParagraph"/>
+        <w:numPr>
+          <w:ilvl w:val="0"/>
+          <w:numId w:val="2"/>
+        </w:numPr>
+        <w:spacing w:after="60"/>
+      </w:pPr>
+      <w:r>
+        <w:t xml:space="preserve">Use evidence from at least two layers to explain how trails and then railroads changed the West, and for whom.</w:t>
+      </w:r>
+    </w:p>
+    <w:p>
+      <w:pPr>
+        <w:pStyle w:val="Heading2"/>
+      </w:pPr>
+      <w:r>
+        <w:t xml:space="preserve">Map skills</w:t>
+      </w:r>
+    </w:p>
+    <w:p>
+      <w:pPr>
+        <w:spacing w:after="100"/>
+      </w:pPr>
+      <w:r>
+        <w:t xml:space="preserve">Reading pop-ups, Using a map legend, Measuring distances on a map, Navigating a map, Turning map layers on and off, Sketching on a map.</w:t>
+      </w:r>
+    </w:p>
+    <w:p>
+      <w:pPr>
+        <w:pStyle w:val="Heading2"/>
+      </w:pPr>
+      <w:r>
+        <w:t xml:space="preserve">Ways to run this lesson</w:t>
+      </w:r>
+    </w:p>
+    <w:p>
+      <w:pPr>
+        <w:spacing w:after="100"/>
+      </w:pPr>
+      <w:r>
+        <w:t xml:space="preserve">Front-of-class demonstration · 1:1 devices · Computer lab · Homework or flipped classroom</w:t>
+      </w:r>
+    </w:p>
+    <w:p>
+      <w:pPr>
+        <w:pStyle w:val="Heading2"/>
+      </w:pPr>
+      <w:r>
+        <w:t xml:space="preserve">Materials</w:t>
+      </w:r>
+    </w:p>
+    <w:p>
+      <w:pPr>
+        <w:spacing w:after="100"/>
+      </w:pPr>
+      <w:r>
+        <w:t xml:space="preserve">The lesson includes the MapMaker map, a two-page Word student sheet in English and Spanish, and these teacher notes. Print the sheet or share it digitally; it opens in Word and Google Docs. No account or login is needed.</w:t>
+      </w:r>
+    </w:p>
+    <w:p>
+      <w:pPr>
+        <w:pStyle w:val="Heading2"/>
+      </w:pPr>
+      <w:r>
         <w:t xml:space="preserve">Before class</w:t>
       </w:r>
     </w:p>
@@ -86,6 +215,179 @@
       </w:pPr>
       <w:r>
         <w:t xml:space="preserve">Open the map in MapMaker. The Railroads group and Indigenous Territories are off at the start; students turn them on in Map layers for questions 3 and 4. There are no bookmarks, so students zoom and pan. Download the student sheet. Share the map with the Google Classroom button (it shares the map only; attach the sheet). Read the answers on the teacher page. No account or login is needed. Sketches are not saved.</w:t>
+      </w:r>
+    </w:p>
+    <w:p>
+      <w:pPr>
+        <w:pStyle w:val="ListParagraph"/>
+        <w:numPr>
+          <w:ilvl w:val="0"/>
+          <w:numId w:val="2"/>
+        </w:numPr>
+        <w:spacing w:after="60"/>
+      </w:pPr>
+      <w:r>
+        <w:t xml:space="preserve">Preview the map: click through the bookmarks and pop-ups, and look at the legend at the zoom levels the questions use.</w:t>
+      </w:r>
+    </w:p>
+    <w:p>
+      <w:pPr>
+        <w:pStyle w:val="ListParagraph"/>
+        <w:numPr>
+          <w:ilvl w:val="0"/>
+          <w:numId w:val="2"/>
+        </w:numPr>
+        <w:spacing w:after="60"/>
+      </w:pPr>
+      <w:r>
+        <w:t xml:space="preserve">Decide whether students work alone, in pairs or as a whole class.</w:t>
+      </w:r>
+    </w:p>
+    <w:p>
+      <w:pPr>
+        <w:pStyle w:val="ListParagraph"/>
+        <w:numPr>
+          <w:ilvl w:val="0"/>
+          <w:numId w:val="2"/>
+        </w:numPr>
+        <w:spacing w:after="60"/>
+      </w:pPr>
+      <w:r>
+        <w:t xml:space="preserve">Encourage students to look for patterns and make observations, not just find the right answers.</w:t>
+      </w:r>
+    </w:p>
+    <w:p>
+      <w:pPr>
+        <w:pStyle w:val="ListParagraph"/>
+        <w:numPr>
+          <w:ilvl w:val="0"/>
+          <w:numId w:val="2"/>
+        </w:numPr>
+        <w:spacing w:after="60"/>
+      </w:pPr>
+      <w:r>
+        <w:t xml:space="preserve">Some layers aren't used by the questions; they're there for further study.</w:t>
+      </w:r>
+    </w:p>
+    <w:p>
+      <w:pPr>
+        <w:pStyle w:val="Heading2"/>
+      </w:pPr>
+      <w:r>
+        <w:t xml:space="preserve">Discussion questions</w:t>
+      </w:r>
+    </w:p>
+    <w:p>
+      <w:pPr>
+        <w:pStyle w:val="ListParagraph"/>
+        <w:numPr>
+          <w:ilvl w:val="0"/>
+          <w:numId w:val="{n-0}"/>
+        </w:numPr>
+        <w:spacing w:after="60"/>
+      </w:pPr>
+      <w:r>
+        <w:t xml:space="preserve">The Oregon Trail is about 500 miles longer than the straight line you measured. What did the dotted line follow instead, and what does that say about what a wagon party needed most?</w:t>
+      </w:r>
+    </w:p>
+    <w:p>
+      <w:pPr>
+        <w:pStyle w:val="ListParagraph"/>
+        <w:numPr>
+          <w:ilvl w:val="0"/>
+          <w:numId w:val="{n-0}"/>
+        </w:numPr>
+        <w:spacing w:after="60"/>
+      </w:pPr>
+      <w:r>
+        <w:t xml:space="preserve">With Indigenous Territories turned on, how did the map change for you? What might a trail have meant for the people whose lands it crossed, and whose story does the Trails West layer leave out?</w:t>
+      </w:r>
+    </w:p>
+    <w:p>
+      <w:pPr>
+        <w:pStyle w:val="ListParagraph"/>
+        <w:numPr>
+          <w:ilvl w:val="0"/>
+          <w:numId w:val="{n-0}"/>
+        </w:numPr>
+        <w:spacing w:after="60"/>
+      </w:pPr>
+      <w:r>
+        <w:t xml:space="preserve">The Union Pacific and Central Pacific lines run close to the California and Mormon Pioneer trails. Why might the railroad builders have chosen the same route, and what happened to the trails once the railroad opened?</w:t>
+      </w:r>
+    </w:p>
+    <w:p>
+      <w:pPr>
+        <w:pStyle w:val="Heading2"/>
+      </w:pPr>
+      <w:r>
+        <w:t xml:space="preserve">Further reading</w:t>
+      </w:r>
+    </w:p>
+    <w:p>
+      <w:pPr>
+        <w:pStyle w:val="ListParagraph"/>
+        <w:numPr>
+          <w:ilvl w:val="0"/>
+          <w:numId w:val="2"/>
+        </w:numPr>
+        <w:spacing w:after="60"/>
+      </w:pPr>
+      <w:hyperlink w:history="1" r:id="rIdbqhpynk5koz-rumfh6hfv">
+        <w:r>
+          <w:rPr>
+            <w:color w:val="0A4FA8"/>
+            <w:u w:val="single"/>
+          </w:rPr>
+          <w:t xml:space="preserve">Tracking Growth in the U.S.</w:t>
+        </w:r>
+      </w:hyperlink>
+      <w:r>
+        <w:t xml:space="preserve"> (National Geographic Education)</w:t>
+      </w:r>
+    </w:p>
+    <w:p>
+      <w:pPr>
+        <w:pStyle w:val="ListParagraph"/>
+        <w:numPr>
+          <w:ilvl w:val="0"/>
+          <w:numId w:val="2"/>
+        </w:numPr>
+        <w:spacing w:after="60"/>
+      </w:pPr>
+      <w:hyperlink w:history="1" r:id="rIdsjjctd2xu6815seddbryv">
+        <w:r>
+          <w:rPr>
+            <w:color w:val="0A4FA8"/>
+            <w:u w:val="single"/>
+          </w:rPr>
+          <w:t xml:space="preserve">History &amp; Culture, Oregon National Historic Trail</w:t>
+        </w:r>
+      </w:hyperlink>
+      <w:r>
+        <w:t xml:space="preserve"> (National Park Service)</w:t>
+      </w:r>
+    </w:p>
+    <w:p>
+      <w:pPr>
+        <w:pStyle w:val="ListParagraph"/>
+        <w:numPr>
+          <w:ilvl w:val="0"/>
+          <w:numId w:val="2"/>
+        </w:numPr>
+        <w:spacing w:after="60"/>
+      </w:pPr>
+      <w:hyperlink w:history="1" r:id="rIdyk07nfwfqirvi__sgyzwf">
+        <w:r>
+          <w:rPr>
+            <w:color w:val="0A4FA8"/>
+            <w:u w:val="single"/>
+          </w:rPr>
+          <w:t xml:space="preserve">Primary Source Set: Westward Expansion: Encounters at a Cultural Crossroads</w:t>
+        </w:r>
+      </w:hyperlink>
+      <w:r>
+        <w:t xml:space="preserve"> (Library of Congress)</w:t>
       </w:r>
     </w:p>
     <w:p>
@@ -1787,6 +2089,15 @@
         <w:t xml:space="preserve">Map data: National Geographic Education, from National Park Service trail information; Jeremy Atack, historical railroad data (ICPSR 36353), prepared by the MapMaker team; Native Land Digital.</w:t>
       </w:r>
     </w:p>
+    <w:p>
+      <w:pPr>
+        <w:pStyle w:val="Credits"/>
+        <w:spacing w:before="120"/>
+      </w:pPr>
+      <w:r>
+        <w:t xml:space="preserve">The National Geographic Society and Esri make this content available under a Creative Commons Attribution-NonCommercial-ShareAlike 4.0 International (CC BY-NC-SA 4.0) licence, except as noted. The licence excludes the National Geographic and Esri logos (the words National Geographic with the yellow border logo, and the Esri globe and letters) and any images included in the content. The logos and images may not be removed, altered or changed.</w:t>
+      </w:r>
+    </w:p>
     <w:sectPr>
       <w:footerReference w:type="default" r:id="rId7"/>
       <w:pgSz w:w="12240" w:h="15840" w:orient="portrait"/>
@@ -1846,7 +2157,7 @@
       <w:pStyle w:val="Credits"/>
     </w:pPr>
     <w:r>
-      <w:t xml:space="preserve">Teacher notes: Roads, Trails, and Rails West, 0.3.0. For teachers.</w:t>
+      <w:t xml:space="preserve">Teacher notes: Roads, Trails, and Rails West, 0.4.0. For teachers.</w:t>
     </w:r>
   </w:p>
 </w:ftr>

--- a/resources/dist/sheets/roads-trails-and-rails-west-teacher-notes-en.docx
+++ b/resources/dist/sheets/roads-trails-and-rails-west-teacher-notes-en.docx
@@ -45,7 +45,7 @@
         </w:rPr>
         <w:t xml:space="preserve">Map: </w:t>
       </w:r>
-      <w:hyperlink w:history="1" r:id="rIddlu8umrdmy2b6_rqdwedw">
+      <w:hyperlink w:history="1" r:id="rIdrkle945cbcqw4q_dzzqwe">
         <w:r>
           <w:rPr>
             <w:color w:val="0A4FA8"/>
@@ -198,7 +198,7 @@
         <w:spacing w:after="100"/>
       </w:pPr>
       <w:r>
-        <w:t xml:space="preserve">The lesson includes the MapMaker map, a two-page Word student sheet in English and Spanish, and these teacher notes. Print the sheet or share it digitally; it opens in Word and Google Docs. No account or login is needed.</w:t>
+        <w:t xml:space="preserve">The lesson includes the MapMaker map, a two-page Word student sheet in English and Spanish, and these teacher notes. Print the sheet or share it digitally; it opens in Word and Google Docs. Share the map with the Google Classroom button or by pasting its link, and attach the sheet separately. No account or login is needed. Sketches on the map are not saved between sessions.</w:t>
       </w:r>
     </w:p>
     <w:p>
@@ -214,7 +214,14 @@
         <w:spacing w:after="100"/>
       </w:pPr>
       <w:r>
-        <w:t xml:space="preserve">Open the map in MapMaker. The Railroads group and Indigenous Territories are off at the start; students turn them on in Map layers for questions 3 and 4. There are no bookmarks, so students zoom and pan. Download the student sheet. Share the map with the Google Classroom button (it shares the map only; attach the sheet). Read the answers on the teacher page. No account or login is needed. Sketches are not saved.</w:t>
+        <w:rPr>
+          <w:b/>
+          <w:bCs/>
+        </w:rPr>
+        <w:t xml:space="preserve">About this map: </w:t>
+      </w:r>
+      <w:r>
+        <w:t xml:space="preserve">The Railroads group and Indigenous Territories are off when the map opens; students turn them on in Map layers for questions 3 and 4. There are no bookmarks, so students zoom and pan to the trails themselves.</w:t>
       </w:r>
     </w:p>
     <w:p>
@@ -227,7 +234,7 @@
         <w:spacing w:after="60"/>
       </w:pPr>
       <w:r>
-        <w:t xml:space="preserve">Preview the map: click through the bookmarks and pop-ups, and look at the legend at the zoom levels the questions use.</w:t>
+        <w:t xml:space="preserve">Open the map and click through the bookmarks and pop-ups. Check the legend at the zoom levels the questions use; it changes as you zoom and as layers are turned on and off.</w:t>
       </w:r>
     </w:p>
     <w:p>
@@ -240,7 +247,7 @@
         <w:spacing w:after="60"/>
       </w:pPr>
       <w:r>
-        <w:t xml:space="preserve">Decide whether students work alone, in pairs or as a whole class.</w:t>
+        <w:t xml:space="preserve">Decide whether students work alone, in pairs or as a whole class, and whether they use the printed sheet or a digital copy.</w:t>
       </w:r>
     </w:p>
     <w:p>
@@ -253,7 +260,7 @@
         <w:spacing w:after="60"/>
       </w:pPr>
       <w:r>
-        <w:t xml:space="preserve">Encourage students to look for patterns and make observations, not just find the right answers.</w:t>
+        <w:t xml:space="preserve">Encourage students to look for patterns and make observations, not just to find the right answers.</w:t>
       </w:r>
     </w:p>
     <w:p>
@@ -266,7 +273,7 @@
         <w:spacing w:after="60"/>
       </w:pPr>
       <w:r>
-        <w:t xml:space="preserve">Some layers aren't used by the questions; they're there for further study.</w:t>
+        <w:t xml:space="preserve">Layers the questions don't use are there for further study.</w:t>
       </w:r>
     </w:p>
     <w:p>
@@ -333,7 +340,7 @@
         </w:numPr>
         <w:spacing w:after="60"/>
       </w:pPr>
-      <w:hyperlink w:history="1" r:id="rIdbqhpynk5koz-rumfh6hfv">
+      <w:hyperlink w:history="1" r:id="rIdk5h7ppusfieqwxtjedr5v">
         <w:r>
           <w:rPr>
             <w:color w:val="0A4FA8"/>
@@ -355,7 +362,7 @@
         </w:numPr>
         <w:spacing w:after="60"/>
       </w:pPr>
-      <w:hyperlink w:history="1" r:id="rIdsjjctd2xu6815seddbryv">
+      <w:hyperlink w:history="1" r:id="rId_s9nasn-znilbzbofcrmq">
         <w:r>
           <w:rPr>
             <w:color w:val="0A4FA8"/>
@@ -377,7 +384,7 @@
         </w:numPr>
         <w:spacing w:after="60"/>
       </w:pPr>
-      <w:hyperlink w:history="1" r:id="rIdyk07nfwfqirvi__sgyzwf">
+      <w:hyperlink w:history="1" r:id="rId8tov0mtx7yqx3uqiu5xmh">
         <w:r>
           <w:rPr>
             <w:color w:val="0A4FA8"/>
@@ -2157,7 +2164,7 @@
       <w:pStyle w:val="Credits"/>
     </w:pPr>
     <w:r>
-      <w:t xml:space="preserve">Teacher notes: Roads, Trails, and Rails West, 0.4.0. For teachers.</w:t>
+      <w:t xml:space="preserve">Teacher notes: Roads, Trails, and Rails West, 0.4.1. For teachers.</w:t>
     </w:r>
   </w:p>
 </w:ftr>

--- a/resources/dist/sheets/roads-trails-and-rails-west-teacher-notes-en.docx
+++ b/resources/dist/sheets/roads-trails-and-rails-west-teacher-notes-en.docx
@@ -45,7 +45,7 @@
         </w:rPr>
         <w:t xml:space="preserve">Map: </w:t>
       </w:r>
-      <w:hyperlink w:history="1" r:id="rIdrkle945cbcqw4q_dzzqwe">
+      <w:hyperlink w:history="1" r:id="rIdzzi05hilqhb-nv2n58jkk">
         <w:r>
           <w:rPr>
             <w:color w:val="0A4FA8"/>
@@ -340,7 +340,7 @@
         </w:numPr>
         <w:spacing w:after="60"/>
       </w:pPr>
-      <w:hyperlink w:history="1" r:id="rIdk5h7ppusfieqwxtjedr5v">
+      <w:hyperlink w:history="1" r:id="rId2cwuyiltr9r7ida5jyic_">
         <w:r>
           <w:rPr>
             <w:color w:val="0A4FA8"/>
@@ -362,7 +362,7 @@
         </w:numPr>
         <w:spacing w:after="60"/>
       </w:pPr>
-      <w:hyperlink w:history="1" r:id="rId_s9nasn-znilbzbofcrmq">
+      <w:hyperlink w:history="1" r:id="rIdogtsirhzceazwwhuvjh5m">
         <w:r>
           <w:rPr>
             <w:color w:val="0A4FA8"/>
@@ -384,7 +384,7 @@
         </w:numPr>
         <w:spacing w:after="60"/>
       </w:pPr>
-      <w:hyperlink w:history="1" r:id="rId8tov0mtx7yqx3uqiu5xmh">
+      <w:hyperlink w:history="1" r:id="rIds7030gn5ptix6wudo4r5i">
         <w:r>
           <w:rPr>
             <w:color w:val="0A4FA8"/>

--- a/resources/dist/sheets/roads-trails-and-rails-west-teacher-notes-en.docx
+++ b/resources/dist/sheets/roads-trails-and-rails-west-teacher-notes-en.docx
@@ -45,7 +45,7 @@
         </w:rPr>
         <w:t xml:space="preserve">Map: </w:t>
       </w:r>
-      <w:hyperlink w:history="1" r:id="rIdzzi05hilqhb-nv2n58jkk">
+      <w:hyperlink w:history="1" r:id="rId-0qmcz2bgdlhmv3wuueed">
         <w:r>
           <w:rPr>
             <w:color w:val="0A4FA8"/>
@@ -340,7 +340,7 @@
         </w:numPr>
         <w:spacing w:after="60"/>
       </w:pPr>
-      <w:hyperlink w:history="1" r:id="rId2cwuyiltr9r7ida5jyic_">
+      <w:hyperlink w:history="1" r:id="rIdhuc7wqoakgy5wo-b4fveq">
         <w:r>
           <w:rPr>
             <w:color w:val="0A4FA8"/>
@@ -362,7 +362,7 @@
         </w:numPr>
         <w:spacing w:after="60"/>
       </w:pPr>
-      <w:hyperlink w:history="1" r:id="rIdogtsirhzceazwwhuvjh5m">
+      <w:hyperlink w:history="1" r:id="rIdseskbuaxovbyqnwkxa4vw">
         <w:r>
           <w:rPr>
             <w:color w:val="0A4FA8"/>
@@ -384,7 +384,7 @@
         </w:numPr>
         <w:spacing w:after="60"/>
       </w:pPr>
-      <w:hyperlink w:history="1" r:id="rIds7030gn5ptix6wudo4r5i">
+      <w:hyperlink w:history="1" r:id="rId08o8nswcgbq_7oc_pgy8j">
         <w:r>
           <w:rPr>
             <w:color w:val="0A4FA8"/>

--- a/resources/dist/sheets/roads-trails-and-rails-west-teacher-notes-en.docx
+++ b/resources/dist/sheets/roads-trails-and-rails-west-teacher-notes-en.docx
@@ -45,7 +45,7 @@
         </w:rPr>
         <w:t xml:space="preserve">Map: </w:t>
       </w:r>
-      <w:hyperlink w:history="1" r:id="rId-0qmcz2bgdlhmv3wuueed">
+      <w:hyperlink w:history="1" r:id="rIdvbitpoo3w1uemadidpdpt">
         <w:r>
           <w:rPr>
             <w:color w:val="0A4FA8"/>
@@ -190,22 +190,6 @@
         <w:pStyle w:val="Heading2"/>
       </w:pPr>
       <w:r>
-        <w:t xml:space="preserve">Materials</w:t>
-      </w:r>
-    </w:p>
-    <w:p>
-      <w:pPr>
-        <w:spacing w:after="100"/>
-      </w:pPr>
-      <w:r>
-        <w:t xml:space="preserve">The lesson includes the MapMaker map, a two-page Word student sheet in English and Spanish, and these teacher notes. Print the sheet or share it digitally; it opens in Word and Google Docs. Share the map with the Google Classroom button or by pasting its link, and attach the sheet separately. No account or login is needed. Sketches on the map are not saved between sessions.</w:t>
-      </w:r>
-    </w:p>
-    <w:p>
-      <w:pPr>
-        <w:pStyle w:val="Heading2"/>
-      </w:pPr>
-      <w:r>
         <w:t xml:space="preserve">Before class</w:t>
       </w:r>
     </w:p>
@@ -222,6 +206,96 @@
       </w:r>
       <w:r>
         <w:t xml:space="preserve">The Railroads group and Indigenous Territories are off when the map opens; students turn them on in Map layers for questions 3 and 4. There are no bookmarks, so students zoom and pan to the trails themselves.</w:t>
+      </w:r>
+    </w:p>
+    <w:p>
+      <w:pPr>
+        <w:pStyle w:val="Subtle"/>
+        <w:spacing w:after="100"/>
+      </w:pPr>
+      <w:r>
+        <w:t xml:space="preserve">The lesson includes the MapMaker map, a two-page Word student sheet in English and Spanish, and these teacher notes. Print the sheet or share it digitally; it opens in Word and Google Docs. Share the map with the Google Classroom button or by pasting its link, and attach the sheet separately. No account or login is needed. Sketches on the map are not saved between sessions.</w:t>
+      </w:r>
+    </w:p>
+    <w:p>
+      <w:pPr>
+        <w:pStyle w:val="Heading2"/>
+      </w:pPr>
+      <w:r>
+        <w:t xml:space="preserve">Discussion questions</w:t>
+      </w:r>
+    </w:p>
+    <w:p>
+      <w:pPr>
+        <w:spacing w:after="60"/>
+        <w:ind w:left="540" w:hanging="360"/>
+      </w:pPr>
+      <w:r>
+        <w:t xml:space="preserve">1.	The Oregon Trail is about 500 miles longer than the straight line you measured. What did the dotted line follow instead, and what does that say about what a wagon party needed most?</w:t>
+      </w:r>
+    </w:p>
+    <w:p>
+      <w:pPr>
+        <w:spacing w:after="60"/>
+        <w:ind w:left="540" w:hanging="360"/>
+      </w:pPr>
+      <w:r>
+        <w:t xml:space="preserve">2.	With Indigenous Territories turned on, how did the map change for you? What might a trail have meant for the people whose lands it crossed, and whose story does the Trails West layer leave out?</w:t>
+      </w:r>
+    </w:p>
+    <w:p>
+      <w:pPr>
+        <w:spacing w:after="60"/>
+        <w:ind w:left="540" w:hanging="360"/>
+      </w:pPr>
+      <w:r>
+        <w:t xml:space="preserve">3.	The Union Pacific and Central Pacific lines run close to the California and Mormon Pioneer trails. Why might the railroad builders have chosen the same route, and what happened to the trails once the railroad opened?</w:t>
+      </w:r>
+    </w:p>
+    <w:p>
+      <w:pPr>
+        <w:pStyle w:val="Heading2"/>
+      </w:pPr>
+      <w:r>
+        <w:t xml:space="preserve">Support and stretch</w:t>
+      </w:r>
+    </w:p>
+    <w:p>
+      <w:pPr>
+        <w:spacing w:after="60"/>
+      </w:pPr>
+      <w:r>
+        <w:rPr>
+          <w:b/>
+          <w:bCs/>
+        </w:rPr>
+        <w:t xml:space="preserve">Support: </w:t>
+      </w:r>
+      <w:r>
+        <w:t xml:space="preserve">Do question 1 together from the front, and write the seven trail names with their legend colours on the board so students can find each line.</w:t>
+      </w:r>
+    </w:p>
+    <w:p>
+      <w:pPr>
+        <w:spacing w:after="100"/>
+      </w:pPr>
+      <w:r>
+        <w:rPr>
+          <w:b/>
+          <w:bCs/>
+        </w:rPr>
+        <w:t xml:space="preserve">Stretch: </w:t>
+      </w:r>
+      <w:r>
+        <w:t xml:space="preserve">With Indigenous Territories and Railroads both on, ask whether the Union Pacific and Central Pacific line crosses the same nations' lands as the trails, and what that meant for those nations.</w:t>
+      </w:r>
+    </w:p>
+    <w:p>
+      <w:pPr>
+        <w:pStyle w:val="Heading2"/>
+      </w:pPr>
+      <w:r>
+        <w:t xml:space="preserve">Further reading</w:t>
       </w:r>
     </w:p>
     <w:p>
@@ -233,114 +307,7 @@
         </w:numPr>
         <w:spacing w:after="60"/>
       </w:pPr>
-      <w:r>
-        <w:t xml:space="preserve">Open the map and click through the bookmarks and pop-ups. Check the legend at the zoom levels the questions use; it changes as you zoom and as layers are turned on and off.</w:t>
-      </w:r>
-    </w:p>
-    <w:p>
-      <w:pPr>
-        <w:pStyle w:val="ListParagraph"/>
-        <w:numPr>
-          <w:ilvl w:val="0"/>
-          <w:numId w:val="2"/>
-        </w:numPr>
-        <w:spacing w:after="60"/>
-      </w:pPr>
-      <w:r>
-        <w:t xml:space="preserve">Decide whether students work alone, in pairs or as a whole class, and whether they use the printed sheet or a digital copy.</w:t>
-      </w:r>
-    </w:p>
-    <w:p>
-      <w:pPr>
-        <w:pStyle w:val="ListParagraph"/>
-        <w:numPr>
-          <w:ilvl w:val="0"/>
-          <w:numId w:val="2"/>
-        </w:numPr>
-        <w:spacing w:after="60"/>
-      </w:pPr>
-      <w:r>
-        <w:t xml:space="preserve">Encourage students to look for patterns and make observations, not just to find the right answers.</w:t>
-      </w:r>
-    </w:p>
-    <w:p>
-      <w:pPr>
-        <w:pStyle w:val="ListParagraph"/>
-        <w:numPr>
-          <w:ilvl w:val="0"/>
-          <w:numId w:val="2"/>
-        </w:numPr>
-        <w:spacing w:after="60"/>
-      </w:pPr>
-      <w:r>
-        <w:t xml:space="preserve">Layers the questions don't use are there for further study.</w:t>
-      </w:r>
-    </w:p>
-    <w:p>
-      <w:pPr>
-        <w:pStyle w:val="Heading2"/>
-      </w:pPr>
-      <w:r>
-        <w:t xml:space="preserve">Discussion questions</w:t>
-      </w:r>
-    </w:p>
-    <w:p>
-      <w:pPr>
-        <w:pStyle w:val="ListParagraph"/>
-        <w:numPr>
-          <w:ilvl w:val="0"/>
-          <w:numId w:val="{n-0}"/>
-        </w:numPr>
-        <w:spacing w:after="60"/>
-      </w:pPr>
-      <w:r>
-        <w:t xml:space="preserve">The Oregon Trail is about 500 miles longer than the straight line you measured. What did the dotted line follow instead, and what does that say about what a wagon party needed most?</w:t>
-      </w:r>
-    </w:p>
-    <w:p>
-      <w:pPr>
-        <w:pStyle w:val="ListParagraph"/>
-        <w:numPr>
-          <w:ilvl w:val="0"/>
-          <w:numId w:val="{n-0}"/>
-        </w:numPr>
-        <w:spacing w:after="60"/>
-      </w:pPr>
-      <w:r>
-        <w:t xml:space="preserve">With Indigenous Territories turned on, how did the map change for you? What might a trail have meant for the people whose lands it crossed, and whose story does the Trails West layer leave out?</w:t>
-      </w:r>
-    </w:p>
-    <w:p>
-      <w:pPr>
-        <w:pStyle w:val="ListParagraph"/>
-        <w:numPr>
-          <w:ilvl w:val="0"/>
-          <w:numId w:val="{n-0}"/>
-        </w:numPr>
-        <w:spacing w:after="60"/>
-      </w:pPr>
-      <w:r>
-        <w:t xml:space="preserve">The Union Pacific and Central Pacific lines run close to the California and Mormon Pioneer trails. Why might the railroad builders have chosen the same route, and what happened to the trails once the railroad opened?</w:t>
-      </w:r>
-    </w:p>
-    <w:p>
-      <w:pPr>
-        <w:pStyle w:val="Heading2"/>
-      </w:pPr>
-      <w:r>
-        <w:t xml:space="preserve">Further reading</w:t>
-      </w:r>
-    </w:p>
-    <w:p>
-      <w:pPr>
-        <w:pStyle w:val="ListParagraph"/>
-        <w:numPr>
-          <w:ilvl w:val="0"/>
-          <w:numId w:val="2"/>
-        </w:numPr>
-        <w:spacing w:after="60"/>
-      </w:pPr>
-      <w:hyperlink w:history="1" r:id="rIdhuc7wqoakgy5wo-b4fveq">
+      <w:hyperlink w:history="1" r:id="rIdicgktcc4qks1g41_mz-5o">
         <w:r>
           <w:rPr>
             <w:color w:val="0A4FA8"/>
@@ -362,7 +329,7 @@
         </w:numPr>
         <w:spacing w:after="60"/>
       </w:pPr>
-      <w:hyperlink w:history="1" r:id="rIdseskbuaxovbyqnwkxa4vw">
+      <w:hyperlink w:history="1" r:id="rIdcfizhaqq4pdgepq8ssc5f">
         <w:r>
           <w:rPr>
             <w:color w:val="0A4FA8"/>
@@ -384,7 +351,7 @@
         </w:numPr>
         <w:spacing w:after="60"/>
       </w:pPr>
-      <w:hyperlink w:history="1" r:id="rId08o8nswcgbq_7oc_pgy8j">
+      <w:hyperlink w:history="1" r:id="rIdm09bbxnkrzqgj6j1_6oia">
         <w:r>
           <w:rPr>
             <w:color w:val="0A4FA8"/>
@@ -426,7 +393,7 @@
         <w:pStyle w:val="Heading3"/>
       </w:pPr>
       <w:r>
-        <w:t xml:space="preserve">1. Where did the trails begin?</w:t>
+        <w:t xml:space="preserve">1. Where did the trails begin?, about 10 minutes</w:t>
       </w:r>
     </w:p>
     <w:p>
@@ -436,6 +403,76 @@
       </w:pPr>
       <w:r>
         <w:t xml:space="preserve">Click three trails (use the legend to tell them apart) and note from each pop-up where the trail started and ended. Most began in Missouri: why there?</w:t>
+      </w:r>
+    </w:p>
+    <w:p>
+      <w:pPr>
+        <w:spacing w:after="100"/>
+        <w:ind w:left="360"/>
+      </w:pPr>
+      <w:r>
+        <w:rPr>
+          <w:b/>
+          <w:bCs/>
+        </w:rPr>
+        <w:t xml:space="preserve">From the front: </w:t>
+      </w:r>
+      <w:r>
+        <w:t xml:space="preserve"/>
+      </w:r>
+    </w:p>
+    <w:p>
+      <w:pPr>
+        <w:spacing w:after="40"/>
+        <w:ind w:left="900" w:hanging="360"/>
+      </w:pPr>
+      <w:r>
+        <w:t xml:space="preserve">1.	Open the legend and show the seven trail colours.</w:t>
+      </w:r>
+    </w:p>
+    <w:p>
+      <w:pPr>
+        <w:spacing w:after="40"/>
+        <w:ind w:left="900" w:hanging="360"/>
+      </w:pPr>
+      <w:r>
+        <w:t xml:space="preserve">2.	Click the dotted Oregon trail line and read where it started and ended.</w:t>
+      </w:r>
+    </w:p>
+    <w:p>
+      <w:pPr>
+        <w:spacing w:after="40"/>
+        <w:ind w:left="900" w:hanging="360"/>
+      </w:pPr>
+      <w:r>
+        <w:t xml:space="preserve">3.	Click the Santa Fe trail and read where it started.</w:t>
+      </w:r>
+    </w:p>
+    <w:p>
+      <w:pPr>
+        <w:spacing w:after="40"/>
+        <w:ind w:left="900" w:hanging="360"/>
+      </w:pPr>
+      <w:r>
+        <w:t xml:space="preserve">4.	Click the Pony Express trail and read where it started.</w:t>
+      </w:r>
+    </w:p>
+    <w:p>
+      <w:pPr>
+        <w:spacing w:after="40"/>
+        <w:ind w:left="900" w:hanging="360"/>
+      </w:pPr>
+      <w:r>
+        <w:t xml:space="preserve">5.	Ask: in which state do most of the trails start?</w:t>
+      </w:r>
+    </w:p>
+    <w:p>
+      <w:pPr>
+        <w:spacing w:after="40"/>
+        <w:ind w:left="900" w:hanging="360"/>
+      </w:pPr>
+      <w:r>
+        <w:t xml:space="preserve">6.	Ask: looking at the map, why there?</w:t>
       </w:r>
     </w:p>
     <w:p>
@@ -1211,7 +1248,7 @@
         <w:pStyle w:val="Heading3"/>
       </w:pPr>
       <w:r>
-        <w:t xml:space="preserve">2. How far, and how many?</w:t>
+        <w:t xml:space="preserve">2. How far, and how many?, about 12 minutes</w:t>
       </w:r>
     </w:p>
     <w:p>
@@ -1221,6 +1258,76 @@
       </w:pPr>
       <w:r>
         <w:t xml:space="preserve">Open the Oregon Trail pop-up for its length and how many people used it. Measure the straight-line distance from Independence, Missouri (on the basemap, just east of Kansas City), to Portland, Oregon, and compare it with the trail's length.</w:t>
+      </w:r>
+    </w:p>
+    <w:p>
+      <w:pPr>
+        <w:spacing w:after="100"/>
+        <w:ind w:left="360"/>
+      </w:pPr>
+      <w:r>
+        <w:rPr>
+          <w:b/>
+          <w:bCs/>
+        </w:rPr>
+        <w:t xml:space="preserve">From the front: </w:t>
+      </w:r>
+      <w:r>
+        <w:t xml:space="preserve"/>
+      </w:r>
+    </w:p>
+    <w:p>
+      <w:pPr>
+        <w:spacing w:after="40"/>
+        <w:ind w:left="900" w:hanging="360"/>
+      </w:pPr>
+      <w:r>
+        <w:t xml:space="preserve">1.	Click the Oregon trail line and read its length and how many people used it.</w:t>
+      </w:r>
+    </w:p>
+    <w:p>
+      <w:pPr>
+        <w:spacing w:after="40"/>
+        <w:ind w:left="900" w:hanging="360"/>
+      </w:pPr>
+      <w:r>
+        <w:t xml:space="preserve">2.	Zoom in on Kansas City and find Independence, Missouri, on the basemap.</w:t>
+      </w:r>
+    </w:p>
+    <w:p>
+      <w:pPr>
+        <w:spacing w:after="40"/>
+        <w:ind w:left="900" w:hanging="360"/>
+      </w:pPr>
+      <w:r>
+        <w:t xml:space="preserve">3.	Use Measure in miles from Independence to Portland, Oregon.</w:t>
+      </w:r>
+    </w:p>
+    <w:p>
+      <w:pPr>
+        <w:spacing w:after="40"/>
+        <w:ind w:left="900" w:hanging="360"/>
+      </w:pPr>
+      <w:r>
+        <w:t xml:space="preserve">4.	Ask: how much longer is the trail than the straight line?</w:t>
+      </w:r>
+    </w:p>
+    <w:p>
+      <w:pPr>
+        <w:spacing w:after="40"/>
+        <w:ind w:left="900" w:hanging="360"/>
+      </w:pPr>
+      <w:r>
+        <w:t xml:space="preserve">5.	Trace the dotted Oregon line from Independence to Portland with the pointer.</w:t>
+      </w:r>
+    </w:p>
+    <w:p>
+      <w:pPr>
+        <w:spacing w:after="40"/>
+        <w:ind w:left="900" w:hanging="360"/>
+      </w:pPr>
+      <w:r>
+        <w:t xml:space="preserve">6.	Ask: why is the trail so much longer than a straight line?</w:t>
       </w:r>
     </w:p>
     <w:p>
@@ -1260,7 +1367,7 @@
         <w:pStyle w:val="Heading3"/>
       </w:pPr>
       <w:r>
-        <w:t xml:space="preserve">3. Whose land?</w:t>
+        <w:t xml:space="preserve">3. Whose land? (if you only do one), about 15 minutes</w:t>
       </w:r>
     </w:p>
     <w:p>
@@ -1270,6 +1377,67 @@
       </w:pPr>
       <w:r>
         <w:t xml:space="preserve">Turn on Indigenous Territories in Map layers and zoom in until the nations' names appear, then follow one trail from end to end. Was the West empty land when the trails were built? What might the trail have meant for the people who lived there?</w:t>
+      </w:r>
+    </w:p>
+    <w:p>
+      <w:pPr>
+        <w:spacing w:after="100"/>
+        <w:ind w:left="360"/>
+      </w:pPr>
+      <w:r>
+        <w:rPr>
+          <w:b/>
+          <w:bCs/>
+        </w:rPr>
+        <w:t xml:space="preserve">From the front: </w:t>
+      </w:r>
+      <w:r>
+        <w:t xml:space="preserve"/>
+      </w:r>
+    </w:p>
+    <w:p>
+      <w:pPr>
+        <w:spacing w:after="40"/>
+        <w:ind w:left="900" w:hanging="360"/>
+      </w:pPr>
+      <w:r>
+        <w:t xml:space="preserve">1.	In Map layers, turn on Indigenous Territories.</w:t>
+      </w:r>
+    </w:p>
+    <w:p>
+      <w:pPr>
+        <w:spacing w:after="40"/>
+        <w:ind w:left="900" w:hanging="360"/>
+      </w:pPr>
+      <w:r>
+        <w:t xml:space="preserve">2.	Zoom in until the nations' names appear along the Oregon trail.</w:t>
+      </w:r>
+    </w:p>
+    <w:p>
+      <w:pPr>
+        <w:spacing w:after="40"/>
+        <w:ind w:left="900" w:hanging="360"/>
+      </w:pPr>
+      <w:r>
+        <w:t xml:space="preserve">3.	Trace the Oregon trail from Independence to Portland, reading out the names it crosses.</w:t>
+      </w:r>
+    </w:p>
+    <w:p>
+      <w:pPr>
+        <w:spacing w:after="40"/>
+        <w:ind w:left="900" w:hanging="360"/>
+      </w:pPr>
+      <w:r>
+        <w:t xml:space="preserve">4.	Ask: was the land the trail crossed empty?</w:t>
+      </w:r>
+    </w:p>
+    <w:p>
+      <w:pPr>
+        <w:spacing w:after="40"/>
+        <w:ind w:left="900" w:hanging="360"/>
+      </w:pPr>
+      <w:r>
+        <w:t xml:space="preserve">5.	Ask: what might the trail have meant for the people who lived there?</w:t>
       </w:r>
     </w:p>
     <w:p>
@@ -1309,7 +1477,7 @@
         <w:pStyle w:val="Heading3"/>
       </w:pPr>
       <w:r>
-        <w:t xml:space="preserve">4. From trails to rails</w:t>
+        <w:t xml:space="preserve">4. From trails to rails, about 12 minutes</w:t>
       </w:r>
     </w:p>
     <w:p>
@@ -1319,6 +1487,76 @@
       </w:pPr>
       <w:r>
         <w:t xml:space="preserve">Turn on the Railroads group in Map layers. Using the legend, which trails does the Union Pacific and Central Pacific line follow most closely? Click a thin gray railroad line to see when it was in operation (the thick transcontinental lines have no pop-up).</w:t>
+      </w:r>
+    </w:p>
+    <w:p>
+      <w:pPr>
+        <w:spacing w:after="100"/>
+        <w:ind w:left="360"/>
+      </w:pPr>
+      <w:r>
+        <w:rPr>
+          <w:b/>
+          <w:bCs/>
+        </w:rPr>
+        <w:t xml:space="preserve">From the front: </w:t>
+      </w:r>
+      <w:r>
+        <w:t xml:space="preserve"/>
+      </w:r>
+    </w:p>
+    <w:p>
+      <w:pPr>
+        <w:spacing w:after="40"/>
+        <w:ind w:left="900" w:hanging="360"/>
+      </w:pPr>
+      <w:r>
+        <w:t xml:space="preserve">1.	In Map layers, turn on Railroads.</w:t>
+      </w:r>
+    </w:p>
+    <w:p>
+      <w:pPr>
+        <w:spacing w:after="40"/>
+        <w:ind w:left="900" w:hanging="360"/>
+      </w:pPr>
+      <w:r>
+        <w:t xml:space="preserve">2.	Open the legend and find Transcontinental Railroad (Union Pacific) and Transcontinental Railroad (Central Pacific).</w:t>
+      </w:r>
+    </w:p>
+    <w:p>
+      <w:pPr>
+        <w:spacing w:after="40"/>
+        <w:ind w:left="900" w:hanging="360"/>
+      </w:pPr>
+      <w:r>
+        <w:t xml:space="preserve">3.	Trace the two thick lines from Omaha to Sacramento.</w:t>
+      </w:r>
+    </w:p>
+    <w:p>
+      <w:pPr>
+        <w:spacing w:after="40"/>
+        <w:ind w:left="900" w:hanging="360"/>
+      </w:pPr>
+      <w:r>
+        <w:t xml:space="preserve">4.	Ask: which dotted trails do they follow most closely?</w:t>
+      </w:r>
+    </w:p>
+    <w:p>
+      <w:pPr>
+        <w:spacing w:after="40"/>
+        <w:ind w:left="900" w:hanging="360"/>
+      </w:pPr>
+      <w:r>
+        <w:t xml:space="preserve">5.	Click a thin gray railroad line and read the year it was in operation by.</w:t>
+      </w:r>
+    </w:p>
+    <w:p>
+      <w:pPr>
+        <w:spacing w:after="40"/>
+        <w:ind w:left="900" w:hanging="360"/>
+      </w:pPr>
+      <w:r>
+        <w:t xml:space="preserve">6.	Ask: what happened to the wagon trails once the railroad opened?</w:t>
       </w:r>
     </w:p>
     <w:p>
@@ -2164,7 +2402,7 @@
       <w:pStyle w:val="Credits"/>
     </w:pPr>
     <w:r>
-      <w:t xml:space="preserve">Teacher notes: Roads, Trails, and Rails West, 0.4.1. For teachers.</w:t>
+      <w:t xml:space="preserve">Teacher notes: Roads, Trails, and Rails West, 0.5.0. For teachers.</w:t>
     </w:r>
   </w:p>
 </w:ftr>

--- a/resources/dist/sheets/roads-trails-and-rails-west-teacher-notes-en.docx
+++ b/resources/dist/sheets/roads-trails-and-rails-west-teacher-notes-en.docx
@@ -45,7 +45,7 @@
         </w:rPr>
         <w:t xml:space="preserve">Map: </w:t>
       </w:r>
-      <w:hyperlink w:history="1" r:id="rIdvbitpoo3w1uemadidpdpt">
+      <w:hyperlink w:history="1" r:id="rId9duqvjgrpcm28sdy_vde2">
         <w:r>
           <w:rPr>
             <w:color w:val="0A4FA8"/>
@@ -307,7 +307,7 @@
         </w:numPr>
         <w:spacing w:after="60"/>
       </w:pPr>
-      <w:hyperlink w:history="1" r:id="rIdicgktcc4qks1g41_mz-5o">
+      <w:hyperlink w:history="1" r:id="rId4wsv7cjbyjc6ztpkbchnl">
         <w:r>
           <w:rPr>
             <w:color w:val="0A4FA8"/>
@@ -329,7 +329,7 @@
         </w:numPr>
         <w:spacing w:after="60"/>
       </w:pPr>
-      <w:hyperlink w:history="1" r:id="rIdcfizhaqq4pdgepq8ssc5f">
+      <w:hyperlink w:history="1" r:id="rIdfhcwtyv_pto-e_ifmo8oj">
         <w:r>
           <w:rPr>
             <w:color w:val="0A4FA8"/>
@@ -351,7 +351,7 @@
         </w:numPr>
         <w:spacing w:after="60"/>
       </w:pPr>
-      <w:hyperlink w:history="1" r:id="rIdm09bbxnkrzqgj6j1_6oia">
+      <w:hyperlink w:history="1" r:id="rId3rdnmszihwvojsu7trdzz">
         <w:r>
           <w:rPr>
             <w:color w:val="0A4FA8"/>
@@ -2402,7 +2402,7 @@
       <w:pStyle w:val="Credits"/>
     </w:pPr>
     <w:r>
-      <w:t xml:space="preserve">Teacher notes: Roads, Trails, and Rails West, 0.5.0. For teachers.</w:t>
+      <w:t xml:space="preserve">Teacher notes: Roads, Trails, and Rails West, 0.5.1. For teachers.</w:t>
     </w:r>
   </w:p>
 </w:ftr>

--- a/resources/dist/sheets/roads-trails-and-rails-west-teacher-notes-en.docx
+++ b/resources/dist/sheets/roads-trails-and-rails-west-teacher-notes-en.docx
@@ -45,7 +45,7 @@
         </w:rPr>
         <w:t xml:space="preserve">Map: </w:t>
       </w:r>
-      <w:hyperlink w:history="1" r:id="rId9duqvjgrpcm28sdy_vde2">
+      <w:hyperlink w:history="1" r:id="rIdimuxqwijst1ztvolm-phk">
         <w:r>
           <w:rPr>
             <w:color w:val="0A4FA8"/>
@@ -307,7 +307,7 @@
         </w:numPr>
         <w:spacing w:after="60"/>
       </w:pPr>
-      <w:hyperlink w:history="1" r:id="rId4wsv7cjbyjc6ztpkbchnl">
+      <w:hyperlink w:history="1" r:id="rIdpumdtuvlpecljxy77dec4">
         <w:r>
           <w:rPr>
             <w:color w:val="0A4FA8"/>
@@ -329,7 +329,7 @@
         </w:numPr>
         <w:spacing w:after="60"/>
       </w:pPr>
-      <w:hyperlink w:history="1" r:id="rIdfhcwtyv_pto-e_ifmo8oj">
+      <w:hyperlink w:history="1" r:id="rIdqcboxt4idyjfbujddwwu3">
         <w:r>
           <w:rPr>
             <w:color w:val="0A4FA8"/>
@@ -351,7 +351,7 @@
         </w:numPr>
         <w:spacing w:after="60"/>
       </w:pPr>
-      <w:hyperlink w:history="1" r:id="rId3rdnmszihwvojsu7trdzz">
+      <w:hyperlink w:history="1" r:id="rIdturclb2seguictsxip3l_">
         <w:r>
           <w:rPr>
             <w:color w:val="0A4FA8"/>
@@ -2402,7 +2402,7 @@
       <w:pStyle w:val="Credits"/>
     </w:pPr>
     <w:r>
-      <w:t xml:space="preserve">Teacher notes: Roads, Trails, and Rails West, 0.5.1. For teachers.</w:t>
+      <w:t xml:space="preserve">Teacher notes: Roads, Trails, and Rails West, 0.6.0. For teachers.</w:t>
     </w:r>
   </w:p>
 </w:ftr>

--- a/resources/dist/sheets/roads-trails-and-rails-west-teacher-notes-en.docx
+++ b/resources/dist/sheets/roads-trails-and-rails-west-teacher-notes-en.docx
@@ -45,7 +45,7 @@
         </w:rPr>
         <w:t xml:space="preserve">Map: </w:t>
       </w:r>
-      <w:hyperlink w:history="1" r:id="rIdimuxqwijst1ztvolm-phk">
+      <w:hyperlink w:history="1" r:id="rId86h_ir-lva3mnghjhuutj">
         <w:r>
           <w:rPr>
             <w:color w:val="0A4FA8"/>
@@ -307,7 +307,7 @@
         </w:numPr>
         <w:spacing w:after="60"/>
       </w:pPr>
-      <w:hyperlink w:history="1" r:id="rIdpumdtuvlpecljxy77dec4">
+      <w:hyperlink w:history="1" r:id="rId8-hdzpdv-4cnnekjqglhp">
         <w:r>
           <w:rPr>
             <w:color w:val="0A4FA8"/>
@@ -329,7 +329,7 @@
         </w:numPr>
         <w:spacing w:after="60"/>
       </w:pPr>
-      <w:hyperlink w:history="1" r:id="rIdqcboxt4idyjfbujddwwu3">
+      <w:hyperlink w:history="1" r:id="rIdxun8_nvz5mpewyaagjxkc">
         <w:r>
           <w:rPr>
             <w:color w:val="0A4FA8"/>
@@ -351,7 +351,7 @@
         </w:numPr>
         <w:spacing w:after="60"/>
       </w:pPr>
-      <w:hyperlink w:history="1" r:id="rIdturclb2seguictsxip3l_">
+      <w:hyperlink w:history="1" r:id="rIdxzih_qzry_lqy_sb0hxyu">
         <w:r>
           <w:rPr>
             <w:color w:val="0A4FA8"/>
@@ -633,6 +633,9 @@
         </w:tc>
       </w:tr>
       <w:tr>
+        <w:trPr>
+          <w:cantSplit/>
+        </w:trPr>
         <w:tc>
           <w:tcPr>
             <w:tcW w:type="dxa" w:w="3360"/>
@@ -719,6 +722,9 @@
         </w:tc>
       </w:tr>
       <w:tr>
+        <w:trPr>
+          <w:cantSplit/>
+        </w:trPr>
         <w:tc>
           <w:tcPr>
             <w:tcW w:type="dxa" w:w="3360"/>
@@ -805,6 +811,9 @@
         </w:tc>
       </w:tr>
       <w:tr>
+        <w:trPr>
+          <w:cantSplit/>
+        </w:trPr>
         <w:tc>
           <w:tcPr>
             <w:tcW w:type="dxa" w:w="3360"/>
@@ -891,6 +900,9 @@
         </w:tc>
       </w:tr>
       <w:tr>
+        <w:trPr>
+          <w:cantSplit/>
+        </w:trPr>
         <w:tc>
           <w:tcPr>
             <w:tcW w:type="dxa" w:w="3360"/>
@@ -977,6 +989,9 @@
         </w:tc>
       </w:tr>
       <w:tr>
+        <w:trPr>
+          <w:cantSplit/>
+        </w:trPr>
         <w:tc>
           <w:tcPr>
             <w:tcW w:type="dxa" w:w="3360"/>
@@ -1063,6 +1078,9 @@
         </w:tc>
       </w:tr>
       <w:tr>
+        <w:trPr>
+          <w:cantSplit/>
+        </w:trPr>
         <w:tc>
           <w:tcPr>
             <w:tcW w:type="dxa" w:w="3360"/>
@@ -1149,6 +1167,9 @@
         </w:tc>
       </w:tr>
       <w:tr>
+        <w:trPr>
+          <w:cantSplit/>
+        </w:trPr>
         <w:tc>
           <w:tcPr>
             <w:tcW w:type="dxa" w:w="3360"/>
@@ -1605,6 +1626,816 @@
       </w:pPr>
       <w:r>
         <w:t xml:space="preserve">Students answer with evidence from at least two layers. Some ways to do it: a paragraph, one journey sketched on the map with notes (sketches are not saved, so students should screenshot or describe them), or a short talk using the map.</w:t>
+      </w:r>
+    </w:p>
+    <w:p>
+      <w:pPr>
+        <w:pStyle w:val="Heading2"/>
+      </w:pPr>
+      <w:r>
+        <w:t xml:space="preserve">Assessing the answer</w:t>
+      </w:r>
+    </w:p>
+    <w:p>
+      <w:pPr>
+        <w:spacing w:after="100"/>
+      </w:pPr>
+      <w:r>
+        <w:t xml:space="preserve">One way to assess the answer to the compelling question: the rubric every lesson shares (four criteria, four levels), with this lesson's own line on what counts as map evidence, and a model answer at the top level. Use it as it is, adapt it, or use your own.</w:t>
+      </w:r>
+    </w:p>
+    <w:p>
+      <w:pPr>
+        <w:spacing w:after="100"/>
+        <w:ind w:left="360"/>
+      </w:pPr>
+      <w:r>
+        <w:rPr>
+          <w:b/>
+          <w:bCs/>
+        </w:rPr>
+        <w:t xml:space="preserve">Map evidence in this lesson: </w:t>
+      </w:r>
+      <w:r>
+        <w:t xml:space="preserve">Strong answers use the Trails West pop-ups (the Oregon Trail's about 2,000 miles and 300,000 to 400,000 people, 1840 to 1860; the California Trail used until 1869), Measure from Independence to Portland (about 1,500 miles), nations named on the Indigenous Territories layer, and the legend's Transcontinental Railroad (Union Pacific) and (Central Pacific) lines beside the dotted trails.</w:t>
+      </w:r>
+    </w:p>
+    <w:tbl>
+      <w:tblPr>
+        <w:tblW w:type="dxa" w:w="10080"/>
+        <w:tblBorders>
+          <w:top w:val="single" w:color="auto" w:sz="4"/>
+          <w:left w:val="single" w:color="auto" w:sz="4"/>
+          <w:bottom w:val="single" w:color="auto" w:sz="4"/>
+          <w:right w:val="single" w:color="auto" w:sz="4"/>
+          <w:insideH w:val="single" w:color="auto" w:sz="4"/>
+          <w:insideV w:val="single" w:color="auto" w:sz="4"/>
+        </w:tblBorders>
+      </w:tblPr>
+      <w:tblGrid>
+        <w:gridCol w:w="2016"/>
+        <w:gridCol w:w="2016"/>
+        <w:gridCol w:w="2016"/>
+        <w:gridCol w:w="2016"/>
+        <w:gridCol w:w="2016"/>
+      </w:tblGrid>
+      <w:tr>
+        <w:trPr>
+          <w:tblHeader/>
+        </w:trPr>
+        <w:tc>
+          <w:tcPr>
+            <w:tcW w:type="dxa" w:w="2016"/>
+            <w:tcBorders>
+              <w:top w:val="single" w:color="BFBFBF" w:sz="4"/>
+              <w:left w:val="single" w:color="BFBFBF" w:sz="4"/>
+              <w:bottom w:val="single" w:color="BFBFBF" w:sz="4"/>
+              <w:right w:val="single" w:color="BFBFBF" w:sz="4"/>
+            </w:tcBorders>
+            <w:shd w:fill="E7EDF3" w:color="auto" w:val="clear"/>
+            <w:tcMar>
+              <w:top w:type="dxa" w:w="60"/>
+              <w:left w:type="dxa" w:w="90"/>
+              <w:bottom w:type="dxa" w:w="60"/>
+              <w:right w:type="dxa" w:w="90"/>
+            </w:tcMar>
+          </w:tcPr>
+          <w:p>
+            <w:r>
+              <w:rPr>
+                <w:b/>
+                <w:bCs/>
+                <w:sz w:val="20"/>
+                <w:szCs w:val="20"/>
+              </w:rPr>
+              <w:t xml:space="preserve">Criterion</w:t>
+            </w:r>
+          </w:p>
+        </w:tc>
+        <w:tc>
+          <w:tcPr>
+            <w:tcW w:type="dxa" w:w="2016"/>
+            <w:tcBorders>
+              <w:top w:val="single" w:color="BFBFBF" w:sz="4"/>
+              <w:left w:val="single" w:color="BFBFBF" w:sz="4"/>
+              <w:bottom w:val="single" w:color="BFBFBF" w:sz="4"/>
+              <w:right w:val="single" w:color="BFBFBF" w:sz="4"/>
+            </w:tcBorders>
+            <w:shd w:fill="E7EDF3" w:color="auto" w:val="clear"/>
+            <w:tcMar>
+              <w:top w:type="dxa" w:w="60"/>
+              <w:left w:type="dxa" w:w="90"/>
+              <w:bottom w:type="dxa" w:w="60"/>
+              <w:right w:type="dxa" w:w="90"/>
+            </w:tcMar>
+          </w:tcPr>
+          <w:p>
+            <w:r>
+              <w:rPr>
+                <w:b/>
+                <w:bCs/>
+                <w:sz w:val="20"/>
+                <w:szCs w:val="20"/>
+              </w:rPr>
+              <w:t xml:space="preserve">1 Beginning</w:t>
+            </w:r>
+          </w:p>
+        </w:tc>
+        <w:tc>
+          <w:tcPr>
+            <w:tcW w:type="dxa" w:w="2016"/>
+            <w:tcBorders>
+              <w:top w:val="single" w:color="BFBFBF" w:sz="4"/>
+              <w:left w:val="single" w:color="BFBFBF" w:sz="4"/>
+              <w:bottom w:val="single" w:color="BFBFBF" w:sz="4"/>
+              <w:right w:val="single" w:color="BFBFBF" w:sz="4"/>
+            </w:tcBorders>
+            <w:shd w:fill="E7EDF3" w:color="auto" w:val="clear"/>
+            <w:tcMar>
+              <w:top w:type="dxa" w:w="60"/>
+              <w:left w:type="dxa" w:w="90"/>
+              <w:bottom w:type="dxa" w:w="60"/>
+              <w:right w:type="dxa" w:w="90"/>
+            </w:tcMar>
+          </w:tcPr>
+          <w:p>
+            <w:r>
+              <w:rPr>
+                <w:b/>
+                <w:bCs/>
+                <w:sz w:val="20"/>
+                <w:szCs w:val="20"/>
+              </w:rPr>
+              <w:t xml:space="preserve">2 Developing</w:t>
+            </w:r>
+          </w:p>
+        </w:tc>
+        <w:tc>
+          <w:tcPr>
+            <w:tcW w:type="dxa" w:w="2016"/>
+            <w:tcBorders>
+              <w:top w:val="single" w:color="BFBFBF" w:sz="4"/>
+              <w:left w:val="single" w:color="BFBFBF" w:sz="4"/>
+              <w:bottom w:val="single" w:color="BFBFBF" w:sz="4"/>
+              <w:right w:val="single" w:color="BFBFBF" w:sz="4"/>
+            </w:tcBorders>
+            <w:shd w:fill="E7EDF3" w:color="auto" w:val="clear"/>
+            <w:tcMar>
+              <w:top w:type="dxa" w:w="60"/>
+              <w:left w:type="dxa" w:w="90"/>
+              <w:bottom w:type="dxa" w:w="60"/>
+              <w:right w:type="dxa" w:w="90"/>
+            </w:tcMar>
+          </w:tcPr>
+          <w:p>
+            <w:r>
+              <w:rPr>
+                <w:b/>
+                <w:bCs/>
+                <w:sz w:val="20"/>
+                <w:szCs w:val="20"/>
+              </w:rPr>
+              <w:t xml:space="preserve">3 Secure</w:t>
+            </w:r>
+          </w:p>
+        </w:tc>
+        <w:tc>
+          <w:tcPr>
+            <w:tcW w:type="dxa" w:w="2016"/>
+            <w:tcBorders>
+              <w:top w:val="single" w:color="BFBFBF" w:sz="4"/>
+              <w:left w:val="single" w:color="BFBFBF" w:sz="4"/>
+              <w:bottom w:val="single" w:color="BFBFBF" w:sz="4"/>
+              <w:right w:val="single" w:color="BFBFBF" w:sz="4"/>
+            </w:tcBorders>
+            <w:shd w:fill="E7EDF3" w:color="auto" w:val="clear"/>
+            <w:tcMar>
+              <w:top w:type="dxa" w:w="60"/>
+              <w:left w:type="dxa" w:w="90"/>
+              <w:bottom w:type="dxa" w:w="60"/>
+              <w:right w:type="dxa" w:w="90"/>
+            </w:tcMar>
+          </w:tcPr>
+          <w:p>
+            <w:r>
+              <w:rPr>
+                <w:b/>
+                <w:bCs/>
+                <w:sz w:val="20"/>
+                <w:szCs w:val="20"/>
+              </w:rPr>
+              <w:t xml:space="preserve">4 Strong</w:t>
+            </w:r>
+          </w:p>
+        </w:tc>
+      </w:tr>
+      <w:tr>
+        <w:trPr>
+          <w:cantSplit/>
+        </w:trPr>
+        <w:tc>
+          <w:tcPr>
+            <w:tcW w:type="dxa" w:w="2016"/>
+            <w:tcBorders>
+              <w:top w:val="single" w:color="BFBFBF" w:sz="4"/>
+              <w:left w:val="single" w:color="BFBFBF" w:sz="4"/>
+              <w:bottom w:val="single" w:color="BFBFBF" w:sz="4"/>
+              <w:right w:val="single" w:color="BFBFBF" w:sz="4"/>
+            </w:tcBorders>
+            <w:tcMar>
+              <w:top w:type="dxa" w:w="60"/>
+              <w:left w:type="dxa" w:w="90"/>
+              <w:bottom w:type="dxa" w:w="60"/>
+              <w:right w:type="dxa" w:w="90"/>
+            </w:tcMar>
+          </w:tcPr>
+          <w:p>
+            <w:r>
+              <w:rPr>
+                <w:b w:val="false"/>
+                <w:bCs w:val="false"/>
+                <w:sz w:val="20"/>
+                <w:szCs w:val="20"/>
+              </w:rPr>
+              <w:t xml:space="preserve">Claim</w:t>
+            </w:r>
+          </w:p>
+        </w:tc>
+        <w:tc>
+          <w:tcPr>
+            <w:tcW w:type="dxa" w:w="2016"/>
+            <w:tcBorders>
+              <w:top w:val="single" w:color="BFBFBF" w:sz="4"/>
+              <w:left w:val="single" w:color="BFBFBF" w:sz="4"/>
+              <w:bottom w:val="single" w:color="BFBFBF" w:sz="4"/>
+              <w:right w:val="single" w:color="BFBFBF" w:sz="4"/>
+            </w:tcBorders>
+            <w:tcMar>
+              <w:top w:type="dxa" w:w="60"/>
+              <w:left w:type="dxa" w:w="90"/>
+              <w:bottom w:type="dxa" w:w="60"/>
+              <w:right w:type="dxa" w:w="90"/>
+            </w:tcMar>
+          </w:tcPr>
+          <w:p>
+            <w:r>
+              <w:rPr>
+                <w:b w:val="false"/>
+                <w:bCs w:val="false"/>
+                <w:sz w:val="20"/>
+                <w:szCs w:val="20"/>
+              </w:rPr>
+              <w:t xml:space="preserve">No clear answer to the big question, or restates the question.</w:t>
+            </w:r>
+          </w:p>
+        </w:tc>
+        <w:tc>
+          <w:tcPr>
+            <w:tcW w:type="dxa" w:w="2016"/>
+            <w:tcBorders>
+              <w:top w:val="single" w:color="BFBFBF" w:sz="4"/>
+              <w:left w:val="single" w:color="BFBFBF" w:sz="4"/>
+              <w:bottom w:val="single" w:color="BFBFBF" w:sz="4"/>
+              <w:right w:val="single" w:color="BFBFBF" w:sz="4"/>
+            </w:tcBorders>
+            <w:tcMar>
+              <w:top w:type="dxa" w:w="60"/>
+              <w:left w:type="dxa" w:w="90"/>
+              <w:bottom w:type="dxa" w:w="60"/>
+              <w:right w:type="dxa" w:w="90"/>
+            </w:tcMar>
+          </w:tcPr>
+          <w:p>
+            <w:r>
+              <w:rPr>
+                <w:b w:val="false"/>
+                <w:bCs w:val="false"/>
+                <w:sz w:val="20"/>
+                <w:szCs w:val="20"/>
+              </w:rPr>
+              <w:t xml:space="preserve">Gives an answer, but it is vague or only partly about the big question.</w:t>
+            </w:r>
+          </w:p>
+        </w:tc>
+        <w:tc>
+          <w:tcPr>
+            <w:tcW w:type="dxa" w:w="2016"/>
+            <w:tcBorders>
+              <w:top w:val="single" w:color="BFBFBF" w:sz="4"/>
+              <w:left w:val="single" w:color="BFBFBF" w:sz="4"/>
+              <w:bottom w:val="single" w:color="BFBFBF" w:sz="4"/>
+              <w:right w:val="single" w:color="BFBFBF" w:sz="4"/>
+            </w:tcBorders>
+            <w:tcMar>
+              <w:top w:type="dxa" w:w="60"/>
+              <w:left w:type="dxa" w:w="90"/>
+              <w:bottom w:type="dxa" w:w="60"/>
+              <w:right w:type="dxa" w:w="90"/>
+            </w:tcMar>
+          </w:tcPr>
+          <w:p>
+            <w:r>
+              <w:rPr>
+                <w:b w:val="false"/>
+                <w:bCs w:val="false"/>
+                <w:sz w:val="20"/>
+                <w:szCs w:val="20"/>
+              </w:rPr>
+              <w:t xml:space="preserve">Gives a clear answer to the big question.</w:t>
+            </w:r>
+          </w:p>
+        </w:tc>
+        <w:tc>
+          <w:tcPr>
+            <w:tcW w:type="dxa" w:w="2016"/>
+            <w:tcBorders>
+              <w:top w:val="single" w:color="BFBFBF" w:sz="4"/>
+              <w:left w:val="single" w:color="BFBFBF" w:sz="4"/>
+              <w:bottom w:val="single" w:color="BFBFBF" w:sz="4"/>
+              <w:right w:val="single" w:color="BFBFBF" w:sz="4"/>
+            </w:tcBorders>
+            <w:tcMar>
+              <w:top w:type="dxa" w:w="60"/>
+              <w:left w:type="dxa" w:w="90"/>
+              <w:bottom w:type="dxa" w:w="60"/>
+              <w:right w:type="dxa" w:w="90"/>
+            </w:tcMar>
+          </w:tcPr>
+          <w:p>
+            <w:r>
+              <w:rPr>
+                <w:b w:val="false"/>
+                <w:bCs w:val="false"/>
+                <w:sz w:val="20"/>
+                <w:szCs w:val="20"/>
+              </w:rPr>
+              <w:t xml:space="preserve">Gives a clear answer and says how far it holds (for example, where or when it does not).</w:t>
+            </w:r>
+          </w:p>
+        </w:tc>
+      </w:tr>
+      <w:tr>
+        <w:trPr>
+          <w:cantSplit/>
+        </w:trPr>
+        <w:tc>
+          <w:tcPr>
+            <w:tcW w:type="dxa" w:w="2016"/>
+            <w:tcBorders>
+              <w:top w:val="single" w:color="BFBFBF" w:sz="4"/>
+              <w:left w:val="single" w:color="BFBFBF" w:sz="4"/>
+              <w:bottom w:val="single" w:color="BFBFBF" w:sz="4"/>
+              <w:right w:val="single" w:color="BFBFBF" w:sz="4"/>
+            </w:tcBorders>
+            <w:tcMar>
+              <w:top w:type="dxa" w:w="60"/>
+              <w:left w:type="dxa" w:w="90"/>
+              <w:bottom w:type="dxa" w:w="60"/>
+              <w:right w:type="dxa" w:w="90"/>
+            </w:tcMar>
+          </w:tcPr>
+          <w:p>
+            <w:r>
+              <w:rPr>
+                <w:b w:val="false"/>
+                <w:bCs w:val="false"/>
+                <w:sz w:val="20"/>
+                <w:szCs w:val="20"/>
+              </w:rPr>
+              <w:t xml:space="preserve">Map evidence</w:t>
+            </w:r>
+          </w:p>
+        </w:tc>
+        <w:tc>
+          <w:tcPr>
+            <w:tcW w:type="dxa" w:w="2016"/>
+            <w:tcBorders>
+              <w:top w:val="single" w:color="BFBFBF" w:sz="4"/>
+              <w:left w:val="single" w:color="BFBFBF" w:sz="4"/>
+              <w:bottom w:val="single" w:color="BFBFBF" w:sz="4"/>
+              <w:right w:val="single" w:color="BFBFBF" w:sz="4"/>
+            </w:tcBorders>
+            <w:tcMar>
+              <w:top w:type="dxa" w:w="60"/>
+              <w:left w:type="dxa" w:w="90"/>
+              <w:bottom w:type="dxa" w:w="60"/>
+              <w:right w:type="dxa" w:w="90"/>
+            </w:tcMar>
+          </w:tcPr>
+          <w:p>
+            <w:r>
+              <w:rPr>
+                <w:b w:val="false"/>
+                <w:bCs w:val="false"/>
+                <w:sz w:val="20"/>
+                <w:szCs w:val="20"/>
+              </w:rPr>
+              <w:t xml:space="preserve">No evidence from the map, or evidence that is not on the map.</w:t>
+            </w:r>
+          </w:p>
+        </w:tc>
+        <w:tc>
+          <w:tcPr>
+            <w:tcW w:type="dxa" w:w="2016"/>
+            <w:tcBorders>
+              <w:top w:val="single" w:color="BFBFBF" w:sz="4"/>
+              <w:left w:val="single" w:color="BFBFBF" w:sz="4"/>
+              <w:bottom w:val="single" w:color="BFBFBF" w:sz="4"/>
+              <w:right w:val="single" w:color="BFBFBF" w:sz="4"/>
+            </w:tcBorders>
+            <w:tcMar>
+              <w:top w:type="dxa" w:w="60"/>
+              <w:left w:type="dxa" w:w="90"/>
+              <w:bottom w:type="dxa" w:w="60"/>
+              <w:right w:type="dxa" w:w="90"/>
+            </w:tcMar>
+          </w:tcPr>
+          <w:p>
+            <w:r>
+              <w:rPr>
+                <w:b w:val="false"/>
+                <w:bCs w:val="false"/>
+                <w:sz w:val="20"/>
+                <w:szCs w:val="20"/>
+              </w:rPr>
+              <w:t xml:space="preserve">One piece of evidence from the map, or evidence that is not specific (no names, dates or numbers).</w:t>
+            </w:r>
+          </w:p>
+        </w:tc>
+        <w:tc>
+          <w:tcPr>
+            <w:tcW w:type="dxa" w:w="2016"/>
+            <w:tcBorders>
+              <w:top w:val="single" w:color="BFBFBF" w:sz="4"/>
+              <w:left w:val="single" w:color="BFBFBF" w:sz="4"/>
+              <w:bottom w:val="single" w:color="BFBFBF" w:sz="4"/>
+              <w:right w:val="single" w:color="BFBFBF" w:sz="4"/>
+            </w:tcBorders>
+            <w:tcMar>
+              <w:top w:type="dxa" w:w="60"/>
+              <w:left w:type="dxa" w:w="90"/>
+              <w:bottom w:type="dxa" w:w="60"/>
+              <w:right w:type="dxa" w:w="90"/>
+            </w:tcMar>
+          </w:tcPr>
+          <w:p>
+            <w:r>
+              <w:rPr>
+                <w:b w:val="false"/>
+                <w:bCs w:val="false"/>
+                <w:sz w:val="20"/>
+                <w:szCs w:val="20"/>
+              </w:rPr>
+              <w:t xml:space="preserve">Specific evidence from at least two layers or places on the map: named features, dates, numbers or distances read from pop-ups, the legend or Measure.</w:t>
+            </w:r>
+          </w:p>
+        </w:tc>
+        <w:tc>
+          <w:tcPr>
+            <w:tcW w:type="dxa" w:w="2016"/>
+            <w:tcBorders>
+              <w:top w:val="single" w:color="BFBFBF" w:sz="4"/>
+              <w:left w:val="single" w:color="BFBFBF" w:sz="4"/>
+              <w:bottom w:val="single" w:color="BFBFBF" w:sz="4"/>
+              <w:right w:val="single" w:color="BFBFBF" w:sz="4"/>
+            </w:tcBorders>
+            <w:tcMar>
+              <w:top w:type="dxa" w:w="60"/>
+              <w:left w:type="dxa" w:w="90"/>
+              <w:bottom w:type="dxa" w:w="60"/>
+              <w:right w:type="dxa" w:w="90"/>
+            </w:tcMar>
+          </w:tcPr>
+          <w:p>
+            <w:r>
+              <w:rPr>
+                <w:b w:val="false"/>
+                <w:bCs w:val="false"/>
+                <w:sz w:val="20"/>
+                <w:szCs w:val="20"/>
+              </w:rPr>
+              <w:t xml:space="preserve">Specific evidence from at least two layers or places, chosen to fit the claim, with the layer or feature named so a reader could find it.</w:t>
+            </w:r>
+          </w:p>
+        </w:tc>
+      </w:tr>
+      <w:tr>
+        <w:trPr>
+          <w:cantSplit/>
+        </w:trPr>
+        <w:tc>
+          <w:tcPr>
+            <w:tcW w:type="dxa" w:w="2016"/>
+            <w:tcBorders>
+              <w:top w:val="single" w:color="BFBFBF" w:sz="4"/>
+              <w:left w:val="single" w:color="BFBFBF" w:sz="4"/>
+              <w:bottom w:val="single" w:color="BFBFBF" w:sz="4"/>
+              <w:right w:val="single" w:color="BFBFBF" w:sz="4"/>
+            </w:tcBorders>
+            <w:tcMar>
+              <w:top w:type="dxa" w:w="60"/>
+              <w:left w:type="dxa" w:w="90"/>
+              <w:bottom w:type="dxa" w:w="60"/>
+              <w:right w:type="dxa" w:w="90"/>
+            </w:tcMar>
+          </w:tcPr>
+          <w:p>
+            <w:r>
+              <w:rPr>
+                <w:b w:val="false"/>
+                <w:bCs w:val="false"/>
+                <w:sz w:val="20"/>
+                <w:szCs w:val="20"/>
+              </w:rPr>
+              <w:t xml:space="preserve">Geographic reasoning</w:t>
+            </w:r>
+          </w:p>
+        </w:tc>
+        <w:tc>
+          <w:tcPr>
+            <w:tcW w:type="dxa" w:w="2016"/>
+            <w:tcBorders>
+              <w:top w:val="single" w:color="BFBFBF" w:sz="4"/>
+              <w:left w:val="single" w:color="BFBFBF" w:sz="4"/>
+              <w:bottom w:val="single" w:color="BFBFBF" w:sz="4"/>
+              <w:right w:val="single" w:color="BFBFBF" w:sz="4"/>
+            </w:tcBorders>
+            <w:tcMar>
+              <w:top w:type="dxa" w:w="60"/>
+              <w:left w:type="dxa" w:w="90"/>
+              <w:bottom w:type="dxa" w:w="60"/>
+              <w:right w:type="dxa" w:w="90"/>
+            </w:tcMar>
+          </w:tcPr>
+          <w:p>
+            <w:r>
+              <w:rPr>
+                <w:b w:val="false"/>
+                <w:bCs w:val="false"/>
+                <w:sz w:val="20"/>
+                <w:szCs w:val="20"/>
+              </w:rPr>
+              <w:t xml:space="preserve">Lists facts without connecting them to the answer.</w:t>
+            </w:r>
+          </w:p>
+        </w:tc>
+        <w:tc>
+          <w:tcPr>
+            <w:tcW w:type="dxa" w:w="2016"/>
+            <w:tcBorders>
+              <w:top w:val="single" w:color="BFBFBF" w:sz="4"/>
+              <w:left w:val="single" w:color="BFBFBF" w:sz="4"/>
+              <w:bottom w:val="single" w:color="BFBFBF" w:sz="4"/>
+              <w:right w:val="single" w:color="BFBFBF" w:sz="4"/>
+            </w:tcBorders>
+            <w:tcMar>
+              <w:top w:type="dxa" w:w="60"/>
+              <w:left w:type="dxa" w:w="90"/>
+              <w:bottom w:type="dxa" w:w="60"/>
+              <w:right w:type="dxa" w:w="90"/>
+            </w:tcMar>
+          </w:tcPr>
+          <w:p>
+            <w:r>
+              <w:rPr>
+                <w:b w:val="false"/>
+                <w:bCs w:val="false"/>
+                <w:sz w:val="20"/>
+                <w:szCs w:val="20"/>
+              </w:rPr>
+              <w:t xml:space="preserve">Connects some evidence to the answer, but the link is not explained.</w:t>
+            </w:r>
+          </w:p>
+        </w:tc>
+        <w:tc>
+          <w:tcPr>
+            <w:tcW w:type="dxa" w:w="2016"/>
+            <w:tcBorders>
+              <w:top w:val="single" w:color="BFBFBF" w:sz="4"/>
+              <w:left w:val="single" w:color="BFBFBF" w:sz="4"/>
+              <w:bottom w:val="single" w:color="BFBFBF" w:sz="4"/>
+              <w:right w:val="single" w:color="BFBFBF" w:sz="4"/>
+            </w:tcBorders>
+            <w:tcMar>
+              <w:top w:type="dxa" w:w="60"/>
+              <w:left w:type="dxa" w:w="90"/>
+              <w:bottom w:type="dxa" w:w="60"/>
+              <w:right w:type="dxa" w:w="90"/>
+            </w:tcMar>
+          </w:tcPr>
+          <w:p>
+            <w:r>
+              <w:rPr>
+                <w:b w:val="false"/>
+                <w:bCs w:val="false"/>
+                <w:sz w:val="20"/>
+                <w:szCs w:val="20"/>
+              </w:rPr>
+              <w:t xml:space="preserve">Explains how the evidence supports the answer, including where things happened and why there.</w:t>
+            </w:r>
+          </w:p>
+        </w:tc>
+        <w:tc>
+          <w:tcPr>
+            <w:tcW w:type="dxa" w:w="2016"/>
+            <w:tcBorders>
+              <w:top w:val="single" w:color="BFBFBF" w:sz="4"/>
+              <w:left w:val="single" w:color="BFBFBF" w:sz="4"/>
+              <w:bottom w:val="single" w:color="BFBFBF" w:sz="4"/>
+              <w:right w:val="single" w:color="BFBFBF" w:sz="4"/>
+            </w:tcBorders>
+            <w:tcMar>
+              <w:top w:type="dxa" w:w="60"/>
+              <w:left w:type="dxa" w:w="90"/>
+              <w:bottom w:type="dxa" w:w="60"/>
+              <w:right w:type="dxa" w:w="90"/>
+            </w:tcMar>
+          </w:tcPr>
+          <w:p>
+            <w:r>
+              <w:rPr>
+                <w:b w:val="false"/>
+                <w:bCs w:val="false"/>
+                <w:sz w:val="20"/>
+                <w:szCs w:val="20"/>
+              </w:rPr>
+              <w:t xml:space="preserve">Explains where and why, and notes a pattern, a change over time or a connection between layers.</w:t>
+            </w:r>
+          </w:p>
+        </w:tc>
+      </w:tr>
+      <w:tr>
+        <w:trPr>
+          <w:cantSplit/>
+        </w:trPr>
+        <w:tc>
+          <w:tcPr>
+            <w:tcW w:type="dxa" w:w="2016"/>
+            <w:tcBorders>
+              <w:top w:val="single" w:color="BFBFBF" w:sz="4"/>
+              <w:left w:val="single" w:color="BFBFBF" w:sz="4"/>
+              <w:bottom w:val="single" w:color="BFBFBF" w:sz="4"/>
+              <w:right w:val="single" w:color="BFBFBF" w:sz="4"/>
+            </w:tcBorders>
+            <w:tcMar>
+              <w:top w:type="dxa" w:w="60"/>
+              <w:left w:type="dxa" w:w="90"/>
+              <w:bottom w:type="dxa" w:w="60"/>
+              <w:right w:type="dxa" w:w="90"/>
+            </w:tcMar>
+          </w:tcPr>
+          <w:p>
+            <w:r>
+              <w:rPr>
+                <w:b w:val="false"/>
+                <w:bCs w:val="false"/>
+                <w:sz w:val="20"/>
+                <w:szCs w:val="20"/>
+              </w:rPr>
+              <w:t xml:space="preserve">Accuracy</w:t>
+            </w:r>
+          </w:p>
+        </w:tc>
+        <w:tc>
+          <w:tcPr>
+            <w:tcW w:type="dxa" w:w="2016"/>
+            <w:tcBorders>
+              <w:top w:val="single" w:color="BFBFBF" w:sz="4"/>
+              <w:left w:val="single" w:color="BFBFBF" w:sz="4"/>
+              <w:bottom w:val="single" w:color="BFBFBF" w:sz="4"/>
+              <w:right w:val="single" w:color="BFBFBF" w:sz="4"/>
+            </w:tcBorders>
+            <w:tcMar>
+              <w:top w:type="dxa" w:w="60"/>
+              <w:left w:type="dxa" w:w="90"/>
+              <w:bottom w:type="dxa" w:w="60"/>
+              <w:right w:type="dxa" w:w="90"/>
+            </w:tcMar>
+          </w:tcPr>
+          <w:p>
+            <w:r>
+              <w:rPr>
+                <w:b w:val="false"/>
+                <w:bCs w:val="false"/>
+                <w:sz w:val="20"/>
+                <w:szCs w:val="20"/>
+              </w:rPr>
+              <w:t xml:space="preserve">Several facts do not match the map.</w:t>
+            </w:r>
+          </w:p>
+        </w:tc>
+        <w:tc>
+          <w:tcPr>
+            <w:tcW w:type="dxa" w:w="2016"/>
+            <w:tcBorders>
+              <w:top w:val="single" w:color="BFBFBF" w:sz="4"/>
+              <w:left w:val="single" w:color="BFBFBF" w:sz="4"/>
+              <w:bottom w:val="single" w:color="BFBFBF" w:sz="4"/>
+              <w:right w:val="single" w:color="BFBFBF" w:sz="4"/>
+            </w:tcBorders>
+            <w:tcMar>
+              <w:top w:type="dxa" w:w="60"/>
+              <w:left w:type="dxa" w:w="90"/>
+              <w:bottom w:type="dxa" w:w="60"/>
+              <w:right w:type="dxa" w:w="90"/>
+            </w:tcMar>
+          </w:tcPr>
+          <w:p>
+            <w:r>
+              <w:rPr>
+                <w:b w:val="false"/>
+                <w:bCs w:val="false"/>
+                <w:sz w:val="20"/>
+                <w:szCs w:val="20"/>
+              </w:rPr>
+              <w:t xml:space="preserve">Mostly matches the map, with one or two mistakes.</w:t>
+            </w:r>
+          </w:p>
+        </w:tc>
+        <w:tc>
+          <w:tcPr>
+            <w:tcW w:type="dxa" w:w="2016"/>
+            <w:tcBorders>
+              <w:top w:val="single" w:color="BFBFBF" w:sz="4"/>
+              <w:left w:val="single" w:color="BFBFBF" w:sz="4"/>
+              <w:bottom w:val="single" w:color="BFBFBF" w:sz="4"/>
+              <w:right w:val="single" w:color="BFBFBF" w:sz="4"/>
+            </w:tcBorders>
+            <w:tcMar>
+              <w:top w:type="dxa" w:w="60"/>
+              <w:left w:type="dxa" w:w="90"/>
+              <w:bottom w:type="dxa" w:w="60"/>
+              <w:right w:type="dxa" w:w="90"/>
+            </w:tcMar>
+          </w:tcPr>
+          <w:p>
+            <w:r>
+              <w:rPr>
+                <w:b w:val="false"/>
+                <w:bCs w:val="false"/>
+                <w:sz w:val="20"/>
+                <w:szCs w:val="20"/>
+              </w:rPr>
+              <w:t xml:space="preserve">Dates, places, winners, numbers and distances match the map.</w:t>
+            </w:r>
+          </w:p>
+        </w:tc>
+        <w:tc>
+          <w:tcPr>
+            <w:tcW w:type="dxa" w:w="2016"/>
+            <w:tcBorders>
+              <w:top w:val="single" w:color="BFBFBF" w:sz="4"/>
+              <w:left w:val="single" w:color="BFBFBF" w:sz="4"/>
+              <w:bottom w:val="single" w:color="BFBFBF" w:sz="4"/>
+              <w:right w:val="single" w:color="BFBFBF" w:sz="4"/>
+            </w:tcBorders>
+            <w:tcMar>
+              <w:top w:type="dxa" w:w="60"/>
+              <w:left w:type="dxa" w:w="90"/>
+              <w:bottom w:type="dxa" w:w="60"/>
+              <w:right w:type="dxa" w:w="90"/>
+            </w:tcMar>
+          </w:tcPr>
+          <w:p>
+            <w:r>
+              <w:rPr>
+                <w:b w:val="false"/>
+                <w:bCs w:val="false"/>
+                <w:sz w:val="20"/>
+                <w:szCs w:val="20"/>
+              </w:rPr>
+              <w:t xml:space="preserve">Everything matches the map, and the answer says where on the map it came from.</w:t>
+            </w:r>
+          </w:p>
+        </w:tc>
+      </w:tr>
+    </w:tbl>
+    <w:p>
+      <w:pPr>
+        <w:spacing w:after="100"/>
+      </w:pPr>
+      <w:r>
+        <w:t xml:space="preserve"/>
+      </w:r>
+    </w:p>
+    <w:p>
+      <w:pPr>
+        <w:pStyle w:val="Heading3"/>
+      </w:pPr>
+      <w:r>
+        <w:t xml:space="preserve">A model answer (level 4)</w:t>
+      </w:r>
+    </w:p>
+    <w:p>
+      <w:pPr>
+        <w:pBdr>
+          <w:left w:val="single" w:color="35AC46" w:sz="24" w:space="12"/>
+        </w:pBdr>
+        <w:spacing w:after="100"/>
+        <w:ind w:left="360"/>
+      </w:pPr>
+      <w:r>
+        <w:t xml:space="preserve">Trails and then railroads turned the West into a route for hundreds of thousands of settlers heading to Oregon, California and Utah, at the cost of the Indigenous nations whose lands the routes crossed. In the Trails West layer, the Oregon Trail pop-up says the trail was about 2,000 miles long and 300,000 to 400,000 people used it between 1840 and 1860, starting from Independence, Missouri. Measure from Independence to Portland, Oregon, gives about 1,500 miles, so the dotted line is about 500 miles longer because it follows rivers like the Platte and the Snake for water and grass. With the Indigenous Territories layer on and zoomed in, the Oregon Trail runs through lands labeled for the Pawnee, Lakota, Cheyenne and Shoshone, so the land was not empty, and those wagons and animals meant lost grass and hunting grounds. With Railroads on, the legend's Transcontinental Railroad (Union Pacific) and (Central Pacific) lines run from Omaha to Sacramento beside the California and Mormon Pioneer trails, and the California Trail pop-up says it was used until 1869, when the railroad was completed. The change over time is that the railroad replaced the wagon trails but kept the same route, so the same nations faced the pressure again.</w:t>
       </w:r>
     </w:p>
     <w:p>
@@ -1809,6 +2640,9 @@
         </w:tc>
       </w:tr>
       <w:tr>
+        <w:trPr>
+          <w:cantSplit/>
+        </w:trPr>
         <w:tc>
           <w:tcPr>
             <w:tcW w:type="dxa" w:w="3360"/>
@@ -1895,6 +2729,9 @@
         </w:tc>
       </w:tr>
       <w:tr>
+        <w:trPr>
+          <w:cantSplit/>
+        </w:trPr>
         <w:tc>
           <w:tcPr>
             <w:tcW w:type="dxa" w:w="3360"/>
@@ -1981,6 +2818,9 @@
         </w:tc>
       </w:tr>
       <w:tr>
+        <w:trPr>
+          <w:cantSplit/>
+        </w:trPr>
         <w:tc>
           <w:tcPr>
             <w:tcW w:type="dxa" w:w="3360"/>
@@ -2067,6 +2907,9 @@
         </w:tc>
       </w:tr>
       <w:tr>
+        <w:trPr>
+          <w:cantSplit/>
+        </w:trPr>
         <w:tc>
           <w:tcPr>
             <w:tcW w:type="dxa" w:w="3360"/>
@@ -2153,6 +2996,9 @@
         </w:tc>
       </w:tr>
       <w:tr>
+        <w:trPr>
+          <w:cantSplit/>
+        </w:trPr>
         <w:tc>
           <w:tcPr>
             <w:tcW w:type="dxa" w:w="3360"/>
@@ -2239,6 +3085,9 @@
         </w:tc>
       </w:tr>
       <w:tr>
+        <w:trPr>
+          <w:cantSplit/>
+        </w:trPr>
         <w:tc>
           <w:tcPr>
             <w:tcW w:type="dxa" w:w="3360"/>
@@ -2402,7 +3251,7 @@
       <w:pStyle w:val="Credits"/>
     </w:pPr>
     <w:r>
-      <w:t xml:space="preserve">Teacher notes: Roads, Trails, and Rails West, 0.6.0. For teachers.</w:t>
+      <w:t xml:space="preserve">Teacher notes: Roads, Trails, and Rails West, 0.7.0. For teachers.</w:t>
     </w:r>
   </w:p>
 </w:ftr>

--- a/resources/dist/sheets/roads-trails-and-rails-west-teacher-notes-en.docx
+++ b/resources/dist/sheets/roads-trails-and-rails-west-teacher-notes-en.docx
@@ -45,7 +45,7 @@
         </w:rPr>
         <w:t xml:space="preserve">Map: </w:t>
       </w:r>
-      <w:hyperlink w:history="1" r:id="rId86h_ir-lva3mnghjhuutj">
+      <w:hyperlink w:history="1" r:id="rIdhjoga7w8if3jhdowvwmts">
         <w:r>
           <w:rPr>
             <w:color w:val="0A4FA8"/>
@@ -214,7 +214,7 @@
         <w:spacing w:after="100"/>
       </w:pPr>
       <w:r>
-        <w:t xml:space="preserve">The lesson includes the MapMaker map, a two-page Word student sheet in English and Spanish, and these teacher notes. Print the sheet or share it digitally; it opens in Word and Google Docs. Share the map with the Google Classroom button or by pasting its link, and attach the sheet separately. No account or login is needed. Sketches on the map are not saved between sessions.</w:t>
+        <w:t xml:space="preserve">The lesson includes the MapMaker map, a two-page Word student sheet in English and Spanish, and these teacher notes. Print the sheet, or download it and upload it to Google Drive to edit it in Google Docs (it also opens in Word). The Google Classroom button shares the map, not the sheet; to assign the sheet, attach your Drive copy in Classroom with Make a copy for each student, or paste the map link and attach the sheet yourself. No account or login is needed. Sketches on the map are not saved between sessions.</w:t>
       </w:r>
     </w:p>
     <w:p>
@@ -307,7 +307,7 @@
         </w:numPr>
         <w:spacing w:after="60"/>
       </w:pPr>
-      <w:hyperlink w:history="1" r:id="rId8-hdzpdv-4cnnekjqglhp">
+      <w:hyperlink w:history="1" r:id="rIdwnnzmq-rfnifbk7oadish">
         <w:r>
           <w:rPr>
             <w:color w:val="0A4FA8"/>
@@ -329,7 +329,7 @@
         </w:numPr>
         <w:spacing w:after="60"/>
       </w:pPr>
-      <w:hyperlink w:history="1" r:id="rIdxun8_nvz5mpewyaagjxkc">
+      <w:hyperlink w:history="1" r:id="rIdmfni2tvalp-4pyinh1_uw">
         <w:r>
           <w:rPr>
             <w:color w:val="0A4FA8"/>
@@ -351,7 +351,7 @@
         </w:numPr>
         <w:spacing w:after="60"/>
       </w:pPr>
-      <w:hyperlink w:history="1" r:id="rIdxzih_qzry_lqy_sb0hxyu">
+      <w:hyperlink w:history="1" r:id="rIdcegx0nakoci_zjmh8ynzv">
         <w:r>
           <w:rPr>
             <w:color w:val="0A4FA8"/>

--- a/resources/dist/sheets/roads-trails-and-rails-west-teacher-notes-en.docx
+++ b/resources/dist/sheets/roads-trails-and-rails-west-teacher-notes-en.docx
@@ -45,7 +45,7 @@
         </w:rPr>
         <w:t xml:space="preserve">Map: </w:t>
       </w:r>
-      <w:hyperlink w:history="1" r:id="rIdhjoga7w8if3jhdowvwmts">
+      <w:hyperlink w:history="1" r:id="rIdstxsvn9m4cn9efldxdkd6">
         <w:r>
           <w:rPr>
             <w:color w:val="0A4FA8"/>
@@ -307,7 +307,7 @@
         </w:numPr>
         <w:spacing w:after="60"/>
       </w:pPr>
-      <w:hyperlink w:history="1" r:id="rIdwnnzmq-rfnifbk7oadish">
+      <w:hyperlink w:history="1" r:id="rIdrqtc9z31ngwqs1unik11g">
         <w:r>
           <w:rPr>
             <w:color w:val="0A4FA8"/>
@@ -329,7 +329,7 @@
         </w:numPr>
         <w:spacing w:after="60"/>
       </w:pPr>
-      <w:hyperlink w:history="1" r:id="rIdmfni2tvalp-4pyinh1_uw">
+      <w:hyperlink w:history="1" r:id="rId2nyh8vronzlttob7ix0zf">
         <w:r>
           <w:rPr>
             <w:color w:val="0A4FA8"/>
@@ -351,7 +351,7 @@
         </w:numPr>
         <w:spacing w:after="60"/>
       </w:pPr>
-      <w:hyperlink w:history="1" r:id="rIdcegx0nakoci_zjmh8ynzv">
+      <w:hyperlink w:history="1" r:id="rId6bbfrjxchfbhreyeisbu6">
         <w:r>
           <w:rPr>
             <w:color w:val="0A4FA8"/>

--- a/resources/dist/sheets/roads-trails-and-rails-west-teacher-notes-en.docx
+++ b/resources/dist/sheets/roads-trails-and-rails-west-teacher-notes-en.docx
@@ -45,7 +45,7 @@
         </w:rPr>
         <w:t xml:space="preserve">Map: </w:t>
       </w:r>
-      <w:hyperlink w:history="1" r:id="rIdstxsvn9m4cn9efldxdkd6">
+      <w:hyperlink w:history="1" r:id="rId1-tqaqwlmcftpeoqdfeds">
         <w:r>
           <w:rPr>
             <w:color w:val="0A4FA8"/>
@@ -61,7 +61,7 @@
         <w:spacing w:after="120"/>
       </w:pPr>
       <w:r>
-        <w:t xml:space="preserve">Map address: https://mpmkr.maps.arcgis.com/apps/instant/atlas/index.html?appid=0cd1cdee853c413a84bfe4b9a6931f0d&amp;webmap=3ec83a9d66454ade8aead0a64872d931</w:t>
+        <w:t xml:space="preserve">Map address: https://www.arcgis.com/apps/instant/atlas/index.html?appid=0cd1cdee853c413a84bfe4b9a6931f0d&amp;webmap=3ec83a9d66454ade8aead0a64872d931</w:t>
       </w:r>
     </w:p>
     <w:p>
@@ -214,7 +214,7 @@
         <w:spacing w:after="100"/>
       </w:pPr>
       <w:r>
-        <w:t xml:space="preserve">The lesson includes the MapMaker map, a two-page Word student sheet in English and Spanish, and these teacher notes. Print the sheet, or download it and upload it to Google Drive to edit it in Google Docs (it also opens in Word). The Google Classroom button shares the map, not the sheet; to assign the sheet, attach your Drive copy in Classroom with Make a copy for each student, or paste the map link and attach the sheet yourself. No account or login is needed. Sketches on the map are not saved between sessions.</w:t>
+        <w:t xml:space="preserve">The lesson includes the map, a two-page Word student sheet in English and Spanish, and these teacher notes. Print the sheet, or download it and upload it to Google Drive to edit it in Google Docs (it also opens in Word). The Google Classroom button shares the map, not the sheet; to assign the sheet, attach your Drive copy in Classroom with Make a copy for each student, or paste the map link and attach the sheet yourself. No account or login is needed. Sketches on the map are not saved between sessions.</w:t>
       </w:r>
     </w:p>
     <w:p>
@@ -307,7 +307,7 @@
         </w:numPr>
         <w:spacing w:after="60"/>
       </w:pPr>
-      <w:hyperlink w:history="1" r:id="rIdrqtc9z31ngwqs1unik11g">
+      <w:hyperlink w:history="1" r:id="rId6rwfetpo6ymdth-ssg_j_">
         <w:r>
           <w:rPr>
             <w:color w:val="0A4FA8"/>
@@ -329,7 +329,7 @@
         </w:numPr>
         <w:spacing w:after="60"/>
       </w:pPr>
-      <w:hyperlink w:history="1" r:id="rId2nyh8vronzlttob7ix0zf">
+      <w:hyperlink w:history="1" r:id="rIdpnh-stepvyu72q-l3r2vt">
         <w:r>
           <w:rPr>
             <w:color w:val="0A4FA8"/>
@@ -351,7 +351,7 @@
         </w:numPr>
         <w:spacing w:after="60"/>
       </w:pPr>
-      <w:hyperlink w:history="1" r:id="rId6bbfrjxchfbhreyeisbu6">
+      <w:hyperlink w:history="1" r:id="rIdksssj8118rcrjf6j_89tv">
         <w:r>
           <w:rPr>
             <w:color w:val="0A4FA8"/>
@@ -3189,7 +3189,7 @@
         <w:spacing w:before="120"/>
       </w:pPr>
       <w:r>
-        <w:t xml:space="preserve">The National Geographic Society and Esri make this content available under a Creative Commons Attribution-NonCommercial-ShareAlike 4.0 International (CC BY-NC-SA 4.0) licence, except as noted. The licence excludes the National Geographic and Esri logos (the words National Geographic with the yellow border logo, and the Esri globe and letters) and any images included in the content. The logos and images may not be removed, altered or changed.</w:t>
+        <w:t xml:space="preserve">Esri makes this content available under a Creative Commons Attribution-NonCommercial-ShareAlike 4.0 International (CC BY-NC-SA 4.0) licence, except as noted. The licence excludes the Esri logo (the Esri globe and letters) and any images included in the content. The logo and images may not be removed, altered or changed.</w:t>
       </w:r>
     </w:p>
     <w:sectPr>

--- a/resources/dist/sheets/roads-trails-and-rails-west-teacher-notes-en.docx
+++ b/resources/dist/sheets/roads-trails-and-rails-west-teacher-notes-en.docx
@@ -45,7 +45,7 @@
         </w:rPr>
         <w:t xml:space="preserve">Map: </w:t>
       </w:r>
-      <w:hyperlink w:history="1" r:id="rId1-tqaqwlmcftpeoqdfeds">
+      <w:hyperlink w:history="1" r:id="rIdsgx3w4znyvspioos9zbrg">
         <w:r>
           <w:rPr>
             <w:color w:val="0A4FA8"/>
@@ -307,7 +307,7 @@
         </w:numPr>
         <w:spacing w:after="60"/>
       </w:pPr>
-      <w:hyperlink w:history="1" r:id="rId6rwfetpo6ymdth-ssg_j_">
+      <w:hyperlink w:history="1" r:id="rIdy5x9v7y-a7nubakymoss3">
         <w:r>
           <w:rPr>
             <w:color w:val="0A4FA8"/>
@@ -329,7 +329,7 @@
         </w:numPr>
         <w:spacing w:after="60"/>
       </w:pPr>
-      <w:hyperlink w:history="1" r:id="rIdpnh-stepvyu72q-l3r2vt">
+      <w:hyperlink w:history="1" r:id="rIdvvmmv22o-ecmq2qs_hi1b">
         <w:r>
           <w:rPr>
             <w:color w:val="0A4FA8"/>
@@ -351,7 +351,7 @@
         </w:numPr>
         <w:spacing w:after="60"/>
       </w:pPr>
-      <w:hyperlink w:history="1" r:id="rIdksssj8118rcrjf6j_89tv">
+      <w:hyperlink w:history="1" r:id="rIdsallmgs8ln2ieeg7kva_u">
         <w:r>
           <w:rPr>
             <w:color w:val="0A4FA8"/>

--- a/resources/dist/sheets/roads-trails-and-rails-west-teacher-notes-en.docx
+++ b/resources/dist/sheets/roads-trails-and-rails-west-teacher-notes-en.docx
@@ -45,7 +45,7 @@
         </w:rPr>
         <w:t xml:space="preserve">Map: </w:t>
       </w:r>
-      <w:hyperlink w:history="1" r:id="rIdsgx3w4znyvspioos9zbrg">
+      <w:hyperlink w:history="1" r:id="rIdj22f4hbwmsqoxa5wqxk5e">
         <w:r>
           <w:rPr>
             <w:color w:val="0A4FA8"/>
@@ -307,7 +307,7 @@
         </w:numPr>
         <w:spacing w:after="60"/>
       </w:pPr>
-      <w:hyperlink w:history="1" r:id="rIdy5x9v7y-a7nubakymoss3">
+      <w:hyperlink w:history="1" r:id="rIdwjiha5mutqdeh6qk3ofga">
         <w:r>
           <w:rPr>
             <w:color w:val="0A4FA8"/>
@@ -329,7 +329,7 @@
         </w:numPr>
         <w:spacing w:after="60"/>
       </w:pPr>
-      <w:hyperlink w:history="1" r:id="rIdvvmmv22o-ecmq2qs_hi1b">
+      <w:hyperlink w:history="1" r:id="rIdx5fmbft7ywkqdlu6idntu">
         <w:r>
           <w:rPr>
             <w:color w:val="0A4FA8"/>
@@ -351,7 +351,7 @@
         </w:numPr>
         <w:spacing w:after="60"/>
       </w:pPr>
-      <w:hyperlink w:history="1" r:id="rIdsallmgs8ln2ieeg7kva_u">
+      <w:hyperlink w:history="1" r:id="rIdyclbujw2fpxzbq2exehgw">
         <w:r>
           <w:rPr>
             <w:color w:val="0A4FA8"/>

--- a/resources/dist/sheets/roads-trails-and-rails-west-teacher-notes-en.docx
+++ b/resources/dist/sheets/roads-trails-and-rails-west-teacher-notes-en.docx
@@ -45,7 +45,7 @@
         </w:rPr>
         <w:t xml:space="preserve">Map: </w:t>
       </w:r>
-      <w:hyperlink w:history="1" r:id="rIdj22f4hbwmsqoxa5wqxk5e">
+      <w:hyperlink w:history="1" r:id="rIdfog1sbl23vdjt-hot8yr5">
         <w:r>
           <w:rPr>
             <w:color w:val="0A4FA8"/>
@@ -307,7 +307,7 @@
         </w:numPr>
         <w:spacing w:after="60"/>
       </w:pPr>
-      <w:hyperlink w:history="1" r:id="rIdwjiha5mutqdeh6qk3ofga">
+      <w:hyperlink w:history="1" r:id="rIdjaaluynffkq2rsylplluq">
         <w:r>
           <w:rPr>
             <w:color w:val="0A4FA8"/>
@@ -329,7 +329,7 @@
         </w:numPr>
         <w:spacing w:after="60"/>
       </w:pPr>
-      <w:hyperlink w:history="1" r:id="rIdx5fmbft7ywkqdlu6idntu">
+      <w:hyperlink w:history="1" r:id="rIddphoj0yembu-jgc9es2bq">
         <w:r>
           <w:rPr>
             <w:color w:val="0A4FA8"/>
@@ -351,7 +351,7 @@
         </w:numPr>
         <w:spacing w:after="60"/>
       </w:pPr>
-      <w:hyperlink w:history="1" r:id="rIdyclbujw2fpxzbq2exehgw">
+      <w:hyperlink w:history="1" r:id="rId57taegtaugejfevsziw4x">
         <w:r>
           <w:rPr>
             <w:color w:val="0A4FA8"/>
@@ -3251,7 +3251,7 @@
       <w:pStyle w:val="Credits"/>
     </w:pPr>
     <w:r>
-      <w:t xml:space="preserve">Teacher notes: Roads, Trails, and Rails West, 0.7.0. For teachers.</w:t>
+      <w:t xml:space="preserve">Teacher notes: Roads, Trails, and Rails West, 0.7.1. For teachers.</w:t>
     </w:r>
   </w:p>
 </w:ftr>

--- a/resources/dist/sheets/roads-trails-and-rails-west-teacher-notes-en.docx
+++ b/resources/dist/sheets/roads-trails-and-rails-west-teacher-notes-en.docx
@@ -45,7 +45,7 @@
         </w:rPr>
         <w:t xml:space="preserve">Map: </w:t>
       </w:r>
-      <w:hyperlink w:history="1" r:id="rIdfog1sbl23vdjt-hot8yr5">
+      <w:hyperlink w:history="1" r:id="rIdceoa2xfwubp7kafedmzgn">
         <w:r>
           <w:rPr>
             <w:color w:val="0A4FA8"/>
@@ -307,7 +307,7 @@
         </w:numPr>
         <w:spacing w:after="60"/>
       </w:pPr>
-      <w:hyperlink w:history="1" r:id="rIdjaaluynffkq2rsylplluq">
+      <w:hyperlink w:history="1" r:id="rIdgtwetv4nwedn8-rfbjd53">
         <w:r>
           <w:rPr>
             <w:color w:val="0A4FA8"/>
@@ -329,7 +329,7 @@
         </w:numPr>
         <w:spacing w:after="60"/>
       </w:pPr>
-      <w:hyperlink w:history="1" r:id="rIddphoj0yembu-jgc9es2bq">
+      <w:hyperlink w:history="1" r:id="rIdgetcursf6ko2mioz33qcs">
         <w:r>
           <w:rPr>
             <w:color w:val="0A4FA8"/>
@@ -351,7 +351,7 @@
         </w:numPr>
         <w:spacing w:after="60"/>
       </w:pPr>
-      <w:hyperlink w:history="1" r:id="rId57taegtaugejfevsziw4x">
+      <w:hyperlink w:history="1" r:id="rId7znlurvqgpp9lmpjfqfj1">
         <w:r>
           <w:rPr>
             <w:color w:val="0A4FA8"/>

--- a/resources/dist/sheets/roads-trails-and-rails-west-teacher-notes-en.docx
+++ b/resources/dist/sheets/roads-trails-and-rails-west-teacher-notes-en.docx
@@ -45,7 +45,7 @@
         </w:rPr>
         <w:t xml:space="preserve">Map: </w:t>
       </w:r>
-      <w:hyperlink w:history="1" r:id="rIdceoa2xfwubp7kafedmzgn">
+      <w:hyperlink w:history="1" r:id="rIdzedtcf3wqfks3ef41lu97">
         <w:r>
           <w:rPr>
             <w:color w:val="0A4FA8"/>
@@ -307,7 +307,7 @@
         </w:numPr>
         <w:spacing w:after="60"/>
       </w:pPr>
-      <w:hyperlink w:history="1" r:id="rIdgtwetv4nwedn8-rfbjd53">
+      <w:hyperlink w:history="1" r:id="rIdz0ppokiffvhucdgx_swzi">
         <w:r>
           <w:rPr>
             <w:color w:val="0A4FA8"/>
@@ -329,7 +329,7 @@
         </w:numPr>
         <w:spacing w:after="60"/>
       </w:pPr>
-      <w:hyperlink w:history="1" r:id="rIdgetcursf6ko2mioz33qcs">
+      <w:hyperlink w:history="1" r:id="rIdiynadt__3aispezzf-mqk">
         <w:r>
           <w:rPr>
             <w:color w:val="0A4FA8"/>
@@ -351,7 +351,7 @@
         </w:numPr>
         <w:spacing w:after="60"/>
       </w:pPr>
-      <w:hyperlink w:history="1" r:id="rId7znlurvqgpp9lmpjfqfj1">
+      <w:hyperlink w:history="1" r:id="rIdatcbubgeizmfh8eh94wf1">
         <w:r>
           <w:rPr>
             <w:color w:val="0A4FA8"/>

--- a/resources/dist/sheets/roads-trails-and-rails-west-teacher-notes-en.docx
+++ b/resources/dist/sheets/roads-trails-and-rails-west-teacher-notes-en.docx
@@ -45,7 +45,7 @@
         </w:rPr>
         <w:t xml:space="preserve">Map: </w:t>
       </w:r>
-      <w:hyperlink w:history="1" r:id="rIdzedtcf3wqfks3ef41lu97">
+      <w:hyperlink w:history="1" r:id="rIdqgpwx2a3il3b7bviv6d9a">
         <w:r>
           <w:rPr>
             <w:color w:val="0A4FA8"/>
@@ -307,7 +307,7 @@
         </w:numPr>
         <w:spacing w:after="60"/>
       </w:pPr>
-      <w:hyperlink w:history="1" r:id="rIdz0ppokiffvhucdgx_swzi">
+      <w:hyperlink w:history="1" r:id="rIdd0aatjsc9gp9qxapaaskr">
         <w:r>
           <w:rPr>
             <w:color w:val="0A4FA8"/>
@@ -329,7 +329,7 @@
         </w:numPr>
         <w:spacing w:after="60"/>
       </w:pPr>
-      <w:hyperlink w:history="1" r:id="rIdiynadt__3aispezzf-mqk">
+      <w:hyperlink w:history="1" r:id="rIdveb_vtfyuaof1uk3nxlhn">
         <w:r>
           <w:rPr>
             <w:color w:val="0A4FA8"/>
@@ -351,7 +351,7 @@
         </w:numPr>
         <w:spacing w:after="60"/>
       </w:pPr>
-      <w:hyperlink w:history="1" r:id="rIdatcbubgeizmfh8eh94wf1">
+      <w:hyperlink w:history="1" r:id="rId0dxdsvx8vd6kggq6kifqf">
         <w:r>
           <w:rPr>
             <w:color w:val="0A4FA8"/>
@@ -3251,7 +3251,7 @@
       <w:pStyle w:val="Credits"/>
     </w:pPr>
     <w:r>
-      <w:t xml:space="preserve">Teacher notes: Roads, Trails, and Rails West, 0.7.1. For teachers.</w:t>
+      <w:t xml:space="preserve">Teacher notes: Roads, Trails, and Rails West, 0.7.2. For teachers.</w:t>
     </w:r>
   </w:p>
 </w:ftr>

--- a/resources/dist/sheets/roads-trails-and-rails-west-teacher-notes-en.docx
+++ b/resources/dist/sheets/roads-trails-and-rails-west-teacher-notes-en.docx
@@ -45,7 +45,7 @@
         </w:rPr>
         <w:t xml:space="preserve">Map: </w:t>
       </w:r>
-      <w:hyperlink w:history="1" r:id="rIdqgpwx2a3il3b7bviv6d9a">
+      <w:hyperlink w:history="1" r:id="rIdpcbne4iybsodnjy4du8wh">
         <w:r>
           <w:rPr>
             <w:color w:val="0A4FA8"/>
@@ -307,7 +307,7 @@
         </w:numPr>
         <w:spacing w:after="60"/>
       </w:pPr>
-      <w:hyperlink w:history="1" r:id="rIdd0aatjsc9gp9qxapaaskr">
+      <w:hyperlink w:history="1" r:id="rIdslahevc9bk-pstpukcby8">
         <w:r>
           <w:rPr>
             <w:color w:val="0A4FA8"/>
@@ -329,7 +329,7 @@
         </w:numPr>
         <w:spacing w:after="60"/>
       </w:pPr>
-      <w:hyperlink w:history="1" r:id="rIdveb_vtfyuaof1uk3nxlhn">
+      <w:hyperlink w:history="1" r:id="rIdw-zxpdj1z-9kh9eqsu_53">
         <w:r>
           <w:rPr>
             <w:color w:val="0A4FA8"/>
@@ -351,7 +351,7 @@
         </w:numPr>
         <w:spacing w:after="60"/>
       </w:pPr>
-      <w:hyperlink w:history="1" r:id="rId0dxdsvx8vd6kggq6kifqf">
+      <w:hyperlink w:history="1" r:id="rIdqpu-s9jjdp6g4wbn8tc7t">
         <w:r>
           <w:rPr>
             <w:color w:val="0A4FA8"/>

--- a/resources/dist/sheets/roads-trails-and-rails-west-teacher-notes-en.docx
+++ b/resources/dist/sheets/roads-trails-and-rails-west-teacher-notes-en.docx
@@ -45,7 +45,7 @@
         </w:rPr>
         <w:t xml:space="preserve">Map: </w:t>
       </w:r>
-      <w:hyperlink w:history="1" r:id="rIdpcbne4iybsodnjy4du8wh">
+      <w:hyperlink w:history="1" r:id="rId5oydxuitvb2rafglg3zui">
         <w:r>
           <w:rPr>
             <w:color w:val="0A4FA8"/>
@@ -307,7 +307,7 @@
         </w:numPr>
         <w:spacing w:after="60"/>
       </w:pPr>
-      <w:hyperlink w:history="1" r:id="rIdslahevc9bk-pstpukcby8">
+      <w:hyperlink w:history="1" r:id="rIdir4qkjvzdk1-nuk5ulj6v">
         <w:r>
           <w:rPr>
             <w:color w:val="0A4FA8"/>
@@ -329,7 +329,7 @@
         </w:numPr>
         <w:spacing w:after="60"/>
       </w:pPr>
-      <w:hyperlink w:history="1" r:id="rIdw-zxpdj1z-9kh9eqsu_53">
+      <w:hyperlink w:history="1" r:id="rIdcu_e3trumdadaws_ccdve">
         <w:r>
           <w:rPr>
             <w:color w:val="0A4FA8"/>
@@ -351,7 +351,7 @@
         </w:numPr>
         <w:spacing w:after="60"/>
       </w:pPr>
-      <w:hyperlink w:history="1" r:id="rIdqpu-s9jjdp6g4wbn8tc7t">
+      <w:hyperlink w:history="1" r:id="rIda_ouqe-knecvnyg7jlwav">
         <w:r>
           <w:rPr>
             <w:color w:val="0A4FA8"/>

--- a/resources/dist/sheets/roads-trails-and-rails-west-teacher-notes-en.docx
+++ b/resources/dist/sheets/roads-trails-and-rails-west-teacher-notes-en.docx
@@ -45,7 +45,7 @@
         </w:rPr>
         <w:t xml:space="preserve">Map: </w:t>
       </w:r>
-      <w:hyperlink w:history="1" r:id="rId5oydxuitvb2rafglg3zui">
+      <w:hyperlink w:history="1" r:id="rId4d4mtn89wmi_3_mvj34p-">
         <w:r>
           <w:rPr>
             <w:color w:val="0A4FA8"/>
@@ -307,7 +307,7 @@
         </w:numPr>
         <w:spacing w:after="60"/>
       </w:pPr>
-      <w:hyperlink w:history="1" r:id="rIdir4qkjvzdk1-nuk5ulj6v">
+      <w:hyperlink w:history="1" r:id="rId9ulcuybsqajwrre_r1vbd">
         <w:r>
           <w:rPr>
             <w:color w:val="0A4FA8"/>
@@ -329,7 +329,7 @@
         </w:numPr>
         <w:spacing w:after="60"/>
       </w:pPr>
-      <w:hyperlink w:history="1" r:id="rIdcu_e3trumdadaws_ccdve">
+      <w:hyperlink w:history="1" r:id="rIdeuyjyubj1bf56kvtyjbqu">
         <w:r>
           <w:rPr>
             <w:color w:val="0A4FA8"/>
@@ -351,7 +351,7 @@
         </w:numPr>
         <w:spacing w:after="60"/>
       </w:pPr>
-      <w:hyperlink w:history="1" r:id="rIda_ouqe-knecvnyg7jlwav">
+      <w:hyperlink w:history="1" r:id="rIdedajltuyxwma8lzdlpolw">
         <w:r>
           <w:rPr>
             <w:color w:val="0A4FA8"/>
